--- a/毕业论文（设计）模版（理工、艺术类）.docx
+++ b/毕业论文（设计）模版（理工、艺术类）.docx
@@ -17,41 +17,41 @@
           <w:lang w:eastAsia="zh-CN"/>
         </w:rPr>
       </w:pPr>
-      <w:bookmarkStart w:id="0" w:name="_Toc27130"/>
-      <w:bookmarkStart w:id="1" w:name="_Toc30309"/>
-      <w:bookmarkStart w:id="2" w:name="_Toc26236"/>
-      <w:bookmarkStart w:id="3" w:name="_Toc13281"/>
-      <w:bookmarkStart w:id="4" w:name="_Toc13198"/>
-      <w:bookmarkStart w:id="5" w:name="_Toc11772"/>
-      <w:bookmarkStart w:id="6" w:name="_Toc129550312"/>
-      <w:bookmarkStart w:id="7" w:name="_Toc16242"/>
-      <w:bookmarkStart w:id="8" w:name="_Toc22430"/>
-      <w:bookmarkStart w:id="9" w:name="_Toc718"/>
-      <w:bookmarkStart w:id="10" w:name="_Toc2234"/>
-      <w:bookmarkStart w:id="11" w:name="_Toc23904"/>
-      <w:bookmarkStart w:id="12" w:name="_Toc52637176"/>
-      <w:bookmarkStart w:id="13" w:name="_Toc10370"/>
-      <w:bookmarkStart w:id="14" w:name="_Toc7921"/>
-      <w:bookmarkStart w:id="15" w:name="_Toc87"/>
-      <w:bookmarkStart w:id="16" w:name="_Toc22080"/>
-      <w:bookmarkStart w:id="17" w:name="_Toc10988"/>
-      <w:bookmarkStart w:id="18" w:name="_Toc19246"/>
-      <w:bookmarkStart w:id="19" w:name="_Toc4151"/>
-      <w:bookmarkStart w:id="20" w:name="_Toc25104"/>
-      <w:bookmarkStart w:id="21" w:name="_Toc1303"/>
-      <w:bookmarkStart w:id="22" w:name="_Toc194"/>
-      <w:bookmarkStart w:id="23" w:name="_Toc13599"/>
-      <w:bookmarkStart w:id="24" w:name="_Toc1449"/>
-      <w:bookmarkStart w:id="25" w:name="_Toc4260"/>
-      <w:bookmarkStart w:id="26" w:name="_Toc5253"/>
-      <w:bookmarkStart w:id="27" w:name="_Toc654"/>
-      <w:bookmarkStart w:id="28" w:name="_Toc23355"/>
-      <w:bookmarkStart w:id="29" w:name="_Toc9220"/>
-      <w:bookmarkStart w:id="30" w:name="_Toc29339"/>
-      <w:bookmarkStart w:id="31" w:name="_Toc20427"/>
-      <w:bookmarkStart w:id="32" w:name="_Toc13900"/>
-      <w:bookmarkStart w:id="33" w:name="_Toc28640"/>
-      <w:bookmarkStart w:id="34" w:name="_Toc24540"/>
+      <w:bookmarkStart w:id="0" w:name="_Toc129550312"/>
+      <w:bookmarkStart w:id="1" w:name="_Toc26236"/>
+      <w:bookmarkStart w:id="2" w:name="_Toc13281"/>
+      <w:bookmarkStart w:id="3" w:name="_Toc27130"/>
+      <w:bookmarkStart w:id="4" w:name="_Toc16242"/>
+      <w:bookmarkStart w:id="5" w:name="_Toc30309"/>
+      <w:bookmarkStart w:id="6" w:name="_Toc13198"/>
+      <w:bookmarkStart w:id="7" w:name="_Toc11772"/>
+      <w:bookmarkStart w:id="8" w:name="_Toc52637176"/>
+      <w:bookmarkStart w:id="9" w:name="_Toc10370"/>
+      <w:bookmarkStart w:id="10" w:name="_Toc7921"/>
+      <w:bookmarkStart w:id="11" w:name="_Toc19246"/>
+      <w:bookmarkStart w:id="12" w:name="_Toc25104"/>
+      <w:bookmarkStart w:id="13" w:name="_Toc22080"/>
+      <w:bookmarkStart w:id="14" w:name="_Toc4151"/>
+      <w:bookmarkStart w:id="15" w:name="_Toc23904"/>
+      <w:bookmarkStart w:id="16" w:name="_Toc10988"/>
+      <w:bookmarkStart w:id="17" w:name="_Toc718"/>
+      <w:bookmarkStart w:id="18" w:name="_Toc87"/>
+      <w:bookmarkStart w:id="19" w:name="_Toc1303"/>
+      <w:bookmarkStart w:id="20" w:name="_Toc2234"/>
+      <w:bookmarkStart w:id="21" w:name="_Toc22430"/>
+      <w:bookmarkStart w:id="22" w:name="_Toc4260"/>
+      <w:bookmarkStart w:id="23" w:name="_Toc654"/>
+      <w:bookmarkStart w:id="24" w:name="_Toc9220"/>
+      <w:bookmarkStart w:id="25" w:name="_Toc29339"/>
+      <w:bookmarkStart w:id="26" w:name="_Toc1449"/>
+      <w:bookmarkStart w:id="27" w:name="_Toc23355"/>
+      <w:bookmarkStart w:id="28" w:name="_Toc194"/>
+      <w:bookmarkStart w:id="29" w:name="_Toc20427"/>
+      <w:bookmarkStart w:id="30" w:name="_Toc5253"/>
+      <w:bookmarkStart w:id="31" w:name="_Toc13900"/>
+      <w:bookmarkStart w:id="32" w:name="_Toc24540"/>
+      <w:bookmarkStart w:id="33" w:name="_Toc13599"/>
+      <w:bookmarkStart w:id="34" w:name="_Toc28640"/>
       <w:r>
         <w:rPr>
           <w:rFonts w:hint="eastAsia" w:ascii="Times New Roman" w:hAnsi="Times New Roman" w:eastAsia="楷体" w:cs="Times New Roman"/>
@@ -288,8 +288,21 @@
                 <w:kern w:val="0"/>
                 <w:sz w:val="31"/>
                 <w:szCs w:val="31"/>
+                <w:lang w:val="en-US" w:eastAsia="zh-CN"/>
               </w:rPr>
             </w:pPr>
+            <w:r>
+              <w:rPr>
+                <w:rFonts w:hint="eastAsia" w:ascii="Times New Roman" w:hAnsi="Times New Roman" w:eastAsia="楷体" w:cs="Times New Roman"/>
+                <w:b/>
+                <w:bCs/>
+                <w:kern w:val="0"/>
+                <w:sz w:val="31"/>
+                <w:szCs w:val="31"/>
+                <w:lang w:val="en-US" w:eastAsia="zh-CN"/>
+              </w:rPr>
+              <w:t>基于SpringBoot的汽车洗车服务预约系统</w:t>
+            </w:r>
           </w:p>
         </w:tc>
       </w:tr>
@@ -371,8 +384,21 @@
                 <w:kern w:val="0"/>
                 <w:sz w:val="31"/>
                 <w:szCs w:val="31"/>
+                <w:lang w:val="en-US" w:eastAsia="zh-CN"/>
               </w:rPr>
             </w:pPr>
+            <w:r>
+              <w:rPr>
+                <w:rFonts w:hint="eastAsia" w:ascii="Times New Roman" w:hAnsi="Times New Roman" w:eastAsia="楷体" w:cs="Times New Roman"/>
+                <w:b/>
+                <w:bCs/>
+                <w:kern w:val="0"/>
+                <w:sz w:val="31"/>
+                <w:szCs w:val="31"/>
+                <w:lang w:val="en-US" w:eastAsia="zh-CN"/>
+              </w:rPr>
+              <w:t>设计与实现</w:t>
+            </w:r>
           </w:p>
         </w:tc>
       </w:tr>
@@ -495,8 +521,21 @@
                 <w:kern w:val="0"/>
                 <w:sz w:val="31"/>
                 <w:szCs w:val="31"/>
+                <w:lang w:val="en-US" w:eastAsia="zh-CN"/>
               </w:rPr>
             </w:pPr>
+            <w:r>
+              <w:rPr>
+                <w:rFonts w:hint="eastAsia" w:ascii="Times New Roman" w:hAnsi="Times New Roman" w:eastAsia="楷体" w:cs="Times New Roman"/>
+                <w:b/>
+                <w:bCs/>
+                <w:kern w:val="0"/>
+                <w:sz w:val="31"/>
+                <w:szCs w:val="31"/>
+                <w:lang w:val="en-US" w:eastAsia="zh-CN"/>
+              </w:rPr>
+              <w:t>现代技术学院</w:t>
+            </w:r>
           </w:p>
         </w:tc>
       </w:tr>
@@ -619,8 +658,21 @@
                 <w:kern w:val="0"/>
                 <w:sz w:val="31"/>
                 <w:szCs w:val="31"/>
+                <w:lang w:val="en-US" w:eastAsia="zh-CN"/>
               </w:rPr>
             </w:pPr>
+            <w:r>
+              <w:rPr>
+                <w:rFonts w:hint="eastAsia" w:ascii="Times New Roman" w:hAnsi="Times New Roman" w:eastAsia="楷体" w:cs="Times New Roman"/>
+                <w:b/>
+                <w:bCs/>
+                <w:kern w:val="0"/>
+                <w:sz w:val="31"/>
+                <w:szCs w:val="31"/>
+                <w:lang w:val="en-US" w:eastAsia="zh-CN"/>
+              </w:rPr>
+              <w:t>计算机科学与技术</w:t>
+            </w:r>
           </w:p>
         </w:tc>
       </w:tr>
@@ -743,8 +795,21 @@
                 <w:kern w:val="0"/>
                 <w:sz w:val="31"/>
                 <w:szCs w:val="31"/>
+                <w:lang w:val="en-US" w:eastAsia="zh-CN"/>
               </w:rPr>
             </w:pPr>
+            <w:r>
+              <w:rPr>
+                <w:rFonts w:hint="eastAsia" w:ascii="Times New Roman" w:hAnsi="Times New Roman" w:eastAsia="楷体" w:cs="Times New Roman"/>
+                <w:b/>
+                <w:bCs/>
+                <w:kern w:val="0"/>
+                <w:sz w:val="31"/>
+                <w:szCs w:val="31"/>
+                <w:lang w:val="en-US" w:eastAsia="zh-CN"/>
+              </w:rPr>
+              <w:t>计科B2218</w:t>
+            </w:r>
           </w:p>
         </w:tc>
       </w:tr>
@@ -867,8 +932,21 @@
                 <w:kern w:val="0"/>
                 <w:sz w:val="31"/>
                 <w:szCs w:val="31"/>
+                <w:lang w:val="en-US" w:eastAsia="zh-CN"/>
               </w:rPr>
             </w:pPr>
+            <w:r>
+              <w:rPr>
+                <w:rFonts w:hint="eastAsia" w:ascii="Times New Roman" w:hAnsi="Times New Roman" w:eastAsia="楷体" w:cs="Times New Roman"/>
+                <w:b/>
+                <w:bCs/>
+                <w:kern w:val="0"/>
+                <w:sz w:val="31"/>
+                <w:szCs w:val="31"/>
+                <w:lang w:val="en-US" w:eastAsia="zh-CN"/>
+              </w:rPr>
+              <w:t>2022590387</w:t>
+            </w:r>
           </w:p>
         </w:tc>
       </w:tr>
@@ -991,8 +1069,21 @@
                 <w:kern w:val="0"/>
                 <w:sz w:val="31"/>
                 <w:szCs w:val="31"/>
+                <w:lang w:val="en-US" w:eastAsia="zh-CN"/>
               </w:rPr>
             </w:pPr>
+            <w:r>
+              <w:rPr>
+                <w:rFonts w:hint="eastAsia" w:ascii="Times New Roman" w:hAnsi="Times New Roman" w:eastAsia="楷体" w:cs="Times New Roman"/>
+                <w:b/>
+                <w:bCs/>
+                <w:kern w:val="0"/>
+                <w:sz w:val="31"/>
+                <w:szCs w:val="31"/>
+                <w:lang w:val="en-US" w:eastAsia="zh-CN"/>
+              </w:rPr>
+              <w:t>侯立杨</w:t>
+            </w:r>
           </w:p>
         </w:tc>
       </w:tr>
@@ -1115,8 +1206,21 @@
                 <w:kern w:val="0"/>
                 <w:sz w:val="31"/>
                 <w:szCs w:val="31"/>
+                <w:lang w:val="en-US" w:eastAsia="zh-CN"/>
               </w:rPr>
             </w:pPr>
+            <w:r>
+              <w:rPr>
+                <w:rFonts w:hint="eastAsia" w:ascii="Times New Roman" w:hAnsi="Times New Roman" w:eastAsia="楷体" w:cs="Times New Roman"/>
+                <w:b/>
+                <w:bCs/>
+                <w:kern w:val="0"/>
+                <w:sz w:val="31"/>
+                <w:szCs w:val="31"/>
+                <w:lang w:val="en-US" w:eastAsia="zh-CN"/>
+              </w:rPr>
+              <w:t>杨崇铃</w:t>
+            </w:r>
           </w:p>
         </w:tc>
       </w:tr>
@@ -1484,12 +1588,27 @@
     </w:p>
     <w:p>
       <w:pPr>
-        <w:pStyle w:val="9"/>
-        <w:spacing w:before="312" w:beforeLines="100" w:after="156" w:afterLines="50" w:line="440" w:lineRule="exact"/>
-        <w:ind w:left="0" w:leftChars="0" w:firstLine="0" w:firstLineChars="0"/>
+        <w:pStyle w:val="42"/>
+        <w:keepNext w:val="0"/>
+        <w:keepLines w:val="0"/>
+        <w:pageBreakBefore w:val="0"/>
+        <w:widowControl/>
+        <w:kinsoku/>
+        <w:wordWrap w:val="0"/>
+        <w:overflowPunct/>
+        <w:topLinePunct w:val="0"/>
+        <w:autoSpaceDE/>
+        <w:autoSpaceDN/>
+        <w:bidi w:val="0"/>
+        <w:adjustRightInd/>
+        <w:snapToGrid/>
+        <w:spacing w:before="313" w:beforeLines="100" w:after="157" w:afterLines="50"/>
         <w:jc w:val="center"/>
-        <w:rPr>
-          <w:rFonts w:hint="eastAsia" w:eastAsia="黑体"/>
+        <w:textAlignment w:val="auto"/>
+        <w:outlineLvl w:val="9"/>
+        <w:rPr>
+          <w:rFonts w:hint="eastAsia" w:ascii="黑体" w:hAnsi="黑体" w:eastAsia="黑体" w:cs="黑体"/>
+          <w:b/>
           <w:bCs/>
           <w:sz w:val="36"/>
           <w:szCs w:val="36"/>
@@ -1497,166 +1616,238 @@
       </w:pPr>
       <w:r>
         <w:rPr>
-          <w:rFonts w:hint="eastAsia" w:eastAsia="黑体"/>
+          <w:rFonts w:hint="eastAsia" w:ascii="黑体" w:hAnsi="黑体" w:eastAsia="黑体" w:cs="黑体"/>
+          <w:b/>
           <w:bCs/>
           <w:sz w:val="36"/>
           <w:szCs w:val="36"/>
         </w:rPr>
-        <w:t>论文题目</w:t>
-      </w:r>
-    </w:p>
-    <w:p>
-      <w:pPr>
-        <w:pStyle w:val="9"/>
-        <w:spacing w:after="0" w:line="440" w:lineRule="exact"/>
+        <w:t>基于</w:t>
+      </w:r>
+      <w:r>
+        <w:rPr>
+          <w:rFonts w:hint="default" w:ascii="Times New Roman" w:hAnsi="Times New Roman" w:eastAsia="黑体" w:cs="Times New Roman"/>
+          <w:b/>
+          <w:bCs/>
+          <w:sz w:val="36"/>
+          <w:szCs w:val="36"/>
+        </w:rPr>
+        <w:t>SpringBoot</w:t>
+      </w:r>
+      <w:r>
+        <w:rPr>
+          <w:rFonts w:hint="eastAsia" w:ascii="黑体" w:hAnsi="黑体" w:eastAsia="黑体" w:cs="黑体"/>
+          <w:b/>
+          <w:bCs/>
+          <w:sz w:val="36"/>
+          <w:szCs w:val="36"/>
+        </w:rPr>
+        <w:t>的汽车洗车服务预约系统设计与实现</w:t>
+      </w:r>
+    </w:p>
+    <w:p>
+      <w:pPr>
+        <w:pStyle w:val="42"/>
+        <w:keepNext w:val="0"/>
+        <w:keepLines w:val="0"/>
+        <w:pageBreakBefore w:val="0"/>
+        <w:widowControl/>
+        <w:kinsoku/>
+        <w:wordWrap/>
+        <w:overflowPunct/>
+        <w:topLinePunct w:val="0"/>
+        <w:autoSpaceDE/>
+        <w:autoSpaceDN/>
+        <w:bidi w:val="0"/>
+        <w:adjustRightInd/>
+        <w:snapToGrid/>
+        <w:jc w:val="center"/>
+        <w:textAlignment w:val="auto"/>
+        <w:outlineLvl w:val="9"/>
+        <w:rPr>
+          <w:rFonts w:hint="eastAsia" w:ascii="黑体" w:hAnsi="黑体" w:eastAsia="黑体" w:cs="黑体"/>
+          <w:sz w:val="36"/>
+          <w:szCs w:val="36"/>
+        </w:rPr>
+      </w:pPr>
+    </w:p>
+    <w:p>
+      <w:pPr>
+        <w:pStyle w:val="43"/>
         <w:ind w:left="0" w:leftChars="0" w:firstLine="0" w:firstLineChars="0"/>
-        <w:rPr>
-          <w:rFonts w:hint="eastAsia"/>
-        </w:rPr>
-      </w:pPr>
-      <w:r>
-        <w:rPr>
-          <w:rFonts w:hint="eastAsia" w:ascii="黑体" w:eastAsia="黑体"/>
-        </w:rPr>
-        <w:t>摘要：</w:t>
-      </w:r>
-      <w:r>
-        <w:t xml:space="preserve">疲劳破坏是船体结构主要的失效模式之一，因此，关于船体结构疲劳问题越来越受到国内外有关人员 ……    </w:t>
-      </w:r>
-    </w:p>
-    <w:p>
-      <w:pPr>
-        <w:pStyle w:val="9"/>
-        <w:spacing w:after="0" w:line="440" w:lineRule="exact"/>
-        <w:ind w:left="0" w:leftChars="0" w:firstLine="480"/>
-        <w:jc w:val="center"/>
-        <w:rPr>
-          <w:rFonts w:hint="eastAsia"/>
-        </w:rPr>
-      </w:pPr>
-      <w:r>
-        <w:t>……</w:t>
-      </w:r>
-    </w:p>
-    <w:p>
-      <w:pPr>
-        <w:pStyle w:val="9"/>
-        <w:spacing w:after="0" w:line="440" w:lineRule="exact"/>
-        <w:ind w:left="0" w:leftChars="0" w:firstLine="480"/>
-        <w:jc w:val="center"/>
-        <w:rPr>
-          <w:rFonts w:hint="eastAsia"/>
-        </w:rPr>
-      </w:pPr>
-      <w:r>
-        <w:t>……</w:t>
-      </w:r>
-    </w:p>
-    <w:p>
-      <w:pPr>
-        <w:pStyle w:val="9"/>
-        <w:spacing w:before="31" w:after="31" w:line="440" w:lineRule="exact"/>
-        <w:ind w:left="0" w:leftChars="0" w:firstLine="480"/>
-        <w:jc w:val="center"/>
-        <w:rPr>
-          <w:rFonts w:hint="eastAsia"/>
-        </w:rPr>
-      </w:pPr>
-      <w:r>
-        <w:t>……</w:t>
-      </w:r>
-    </w:p>
-    <w:p>
-      <w:pPr>
-        <w:pStyle w:val="9"/>
-        <w:spacing w:before="31" w:after="31" w:line="440" w:lineRule="exact"/>
-        <w:ind w:left="0" w:leftChars="0" w:firstLine="480"/>
-        <w:rPr>
-          <w:rFonts w:hint="eastAsia"/>
-        </w:rPr>
-      </w:pPr>
-      <w:r>
-        <w:rPr>
-          <w:rFonts w:hint="eastAsia"/>
-        </w:rPr>
-        <w:t>本课题研究内容实用性强，具有广泛的应用市场前景。</w:t>
-      </w:r>
-    </w:p>
-    <w:p>
-      <w:pPr>
-        <w:pStyle w:val="9"/>
-        <w:spacing w:before="31" w:after="31" w:line="440" w:lineRule="exact"/>
-        <w:ind w:left="0" w:leftChars="0" w:firstLine="480"/>
-        <w:rPr>
-          <w:rFonts w:hint="eastAsia" w:eastAsia="黑体"/>
-        </w:rPr>
-      </w:pPr>
-    </w:p>
-    <w:p>
-      <w:pPr>
-        <w:pStyle w:val="9"/>
-        <w:spacing w:before="31" w:after="31" w:line="440" w:lineRule="exact"/>
-        <w:ind w:left="0" w:leftChars="0" w:firstLine="0" w:firstLineChars="0"/>
-        <w:rPr>
-          <w:rFonts w:hint="eastAsia"/>
-        </w:rPr>
-      </w:pPr>
-      <w:r>
-        <w:rPr>
-          <w:rFonts w:hint="eastAsia" w:ascii="黑体" w:eastAsia="黑体"/>
-        </w:rPr>
-        <w:t>关键词：</w:t>
-      </w:r>
-      <w:r>
-        <w:t>关键词1</w:t>
-      </w:r>
-      <w:r>
-        <w:rPr>
-          <w:rFonts w:hint="eastAsia"/>
-        </w:rPr>
-        <w:t xml:space="preserve">； </w:t>
-      </w:r>
-      <w:r>
-        <w:t>关键词2</w:t>
-      </w:r>
-      <w:r>
-        <w:rPr>
-          <w:rFonts w:hint="eastAsia"/>
-        </w:rPr>
-        <w:t xml:space="preserve">； </w:t>
-      </w:r>
-      <w:r>
-        <w:t>关键词3</w:t>
-      </w:r>
-    </w:p>
-    <w:p>
-      <w:pPr>
-        <w:pStyle w:val="9"/>
-        <w:spacing w:before="31" w:after="31" w:line="440" w:lineRule="exact"/>
-        <w:ind w:left="0" w:leftChars="0" w:firstLine="480"/>
-        <w:rPr>
-          <w:rFonts w:hint="eastAsia" w:eastAsia="黑体"/>
-          <w:color w:val="FF0000"/>
-        </w:rPr>
-      </w:pPr>
-    </w:p>
-    <w:p>
-      <w:pPr>
-        <w:spacing w:after="50" w:line="440" w:lineRule="exact"/>
-        <w:ind w:firstLine="482"/>
-        <w:rPr>
-          <w:rFonts w:hint="eastAsia" w:eastAsia="仿宋_GB2312"/>
-          <w:b/>
-          <w:color w:val="auto"/>
-        </w:rPr>
-      </w:pPr>
-      <w:r>
-        <w:rPr>
-          <w:rFonts w:hint="eastAsia" w:eastAsia="仿宋_GB2312"/>
-          <w:b/>
-          <w:color w:val="auto"/>
-        </w:rPr>
-        <w:t>（摘要内容与关键词之间空一行）</w:t>
+        <w:jc w:val="both"/>
+      </w:pPr>
+      <w:r>
+        <w:rPr>
+          <w:rFonts w:hint="eastAsia" w:ascii="黑体" w:hAnsi="黑体" w:eastAsia="黑体" w:cs="黑体"/>
+          <w:b/>
+          <w:bCs/>
+        </w:rPr>
+        <w:t>摘要</w:t>
+      </w:r>
+      <w:r>
+        <w:rPr>
+          <w:rFonts w:hint="eastAsia" w:ascii="宋体" w:hAnsi="宋体"/>
+          <w:b/>
+          <w:bCs/>
+        </w:rPr>
+        <w:t>：</w:t>
+      </w:r>
+      <w:r>
+        <w:rPr>
+          <w:rFonts w:hint="eastAsia" w:ascii="宋体" w:hAnsi="宋体"/>
+          <w:b w:val="0"/>
+          <w:bCs w:val="0"/>
+        </w:rPr>
+        <w:t>随着汽车保有量的快速增长，传统洗车服务面临预约效率低、资源分配不均等问题。本文设计并实现了基于前后端分离架构的汽车洗车服务预约系统，采用Vue 3前端框架与Spring Boot后端框架，通过REST API和WebSocket实现实时通信，集成MySQL数据库存储核心数据，并引入支付审计模块保障交易安全。系统支持用户注册登录、服务预约、订单管理、支付流程及状态实时同步等功能。测试结果表明，系统运行稳定，能够有效提升洗车服务的便捷性与可靠性。本系统具有良好的实用性和扩展性，可为类似服务类预约系统提供参考。</w:t>
+      </w:r>
+    </w:p>
+    <w:p>
+      <w:pPr>
+        <w:pStyle w:val="9"/>
+        <w:spacing w:after="0" w:line="440" w:lineRule="exact"/>
+        <w:ind w:left="0" w:leftChars="0" w:firstLine="420"/>
+        <w:jc w:val="both"/>
+        <w:rPr>
+          <w:rFonts w:ascii="Times New Roman" w:hAnsi="Times New Roman"/>
+        </w:rPr>
+      </w:pPr>
+    </w:p>
+    <w:p>
+      <w:pPr>
+        <w:pStyle w:val="42"/>
+        <w:ind w:left="240" w:hanging="241" w:hangingChars="100"/>
+        <w:rPr>
+          <w:rFonts w:hint="eastAsia" w:ascii="宋体" w:hAnsi="宋体" w:eastAsia="宋体" w:cs="宋体"/>
+        </w:rPr>
+      </w:pPr>
+      <w:r>
+        <w:rPr>
+          <w:rFonts w:hint="eastAsia" w:ascii="黑体" w:hAnsi="黑体" w:eastAsia="黑体" w:cs="黑体"/>
+          <w:b/>
+          <w:bCs/>
+        </w:rPr>
+        <w:t>关键词</w:t>
+      </w:r>
+      <w:r>
+        <w:rPr>
+          <w:rFonts w:hint="eastAsia" w:ascii="黑体" w:hAnsi="黑体" w:eastAsia="黑体"/>
+          <w:b/>
+          <w:bCs/>
+        </w:rPr>
+        <w:t>：</w:t>
+      </w:r>
+      <w:r>
+        <w:rPr>
+          <w:rFonts w:hint="eastAsia" w:ascii="宋体" w:hAnsi="宋体" w:eastAsia="宋体" w:cs="宋体"/>
+        </w:rPr>
+        <w:t>汽车洗车服务</w:t>
+      </w:r>
+      <w:r>
+        <w:rPr>
+          <w:rFonts w:hint="eastAsia" w:ascii="宋体" w:hAnsi="宋体" w:cs="宋体"/>
+          <w:lang w:eastAsia="zh-CN"/>
+        </w:rPr>
+        <w:t>；</w:t>
+      </w:r>
+      <w:r>
+        <w:rPr>
+          <w:rFonts w:hint="eastAsia" w:ascii="宋体" w:hAnsi="宋体" w:cs="宋体"/>
+          <w:lang w:val="en-US" w:eastAsia="zh-CN"/>
+        </w:rPr>
+        <w:t xml:space="preserve"> </w:t>
+      </w:r>
+      <w:r>
+        <w:rPr>
+          <w:rFonts w:hint="eastAsia" w:ascii="宋体" w:hAnsi="宋体" w:eastAsia="宋体" w:cs="宋体"/>
+        </w:rPr>
+        <w:t>预约系统</w:t>
+      </w:r>
+      <w:r>
+        <w:rPr>
+          <w:rFonts w:hint="eastAsia" w:ascii="宋体" w:hAnsi="宋体" w:cs="宋体"/>
+          <w:lang w:val="en-US" w:eastAsia="zh-CN"/>
+        </w:rPr>
+        <w:t>;</w:t>
+      </w:r>
+      <w:r>
+        <w:rPr>
+          <w:rFonts w:hint="eastAsia" w:ascii="宋体" w:hAnsi="宋体" w:eastAsia="宋体" w:cs="宋体"/>
+        </w:rPr>
+        <w:t>Vue 3</w:t>
+      </w:r>
+      <w:r>
+        <w:rPr>
+          <w:rFonts w:hint="eastAsia" w:ascii="宋体" w:hAnsi="宋体" w:cs="宋体"/>
+          <w:lang w:eastAsia="zh-CN"/>
+        </w:rPr>
+        <w:t>；</w:t>
+      </w:r>
+      <w:r>
+        <w:rPr>
+          <w:rFonts w:hint="eastAsia" w:ascii="宋体" w:hAnsi="宋体" w:cs="宋体"/>
+          <w:lang w:val="en-US" w:eastAsia="zh-CN"/>
+        </w:rPr>
+        <w:t xml:space="preserve"> </w:t>
+      </w:r>
+      <w:r>
+        <w:rPr>
+          <w:rFonts w:hint="eastAsia" w:ascii="宋体" w:hAnsi="宋体" w:eastAsia="宋体" w:cs="宋体"/>
+        </w:rPr>
+        <w:t>Spring Boot</w:t>
+      </w:r>
+      <w:r>
+        <w:rPr>
+          <w:rFonts w:hint="eastAsia" w:ascii="宋体" w:hAnsi="宋体" w:cs="宋体"/>
+          <w:lang w:eastAsia="zh-CN"/>
+        </w:rPr>
+        <w:t>；</w:t>
+      </w:r>
+      <w:r>
+        <w:rPr>
+          <w:rFonts w:hint="eastAsia" w:ascii="宋体" w:hAnsi="宋体" w:cs="宋体"/>
+          <w:lang w:val="en-US" w:eastAsia="zh-CN"/>
+        </w:rPr>
+        <w:t xml:space="preserve"> </w:t>
+      </w:r>
+      <w:r>
+        <w:rPr>
+          <w:rFonts w:hint="eastAsia" w:ascii="宋体" w:hAnsi="宋体" w:eastAsia="宋体" w:cs="宋体"/>
+        </w:rPr>
+        <w:t>MySQL</w:t>
+      </w:r>
+      <w:r>
+        <w:rPr>
+          <w:rFonts w:hint="eastAsia" w:ascii="宋体" w:hAnsi="宋体" w:cs="宋体"/>
+          <w:lang w:eastAsia="zh-CN"/>
+        </w:rPr>
+        <w:t>；</w:t>
+      </w:r>
+      <w:r>
+        <w:rPr>
+          <w:rFonts w:hint="eastAsia" w:ascii="宋体" w:hAnsi="宋体" w:cs="宋体"/>
+          <w:lang w:val="en-US" w:eastAsia="zh-CN"/>
+        </w:rPr>
+        <w:t xml:space="preserve"> </w:t>
+      </w:r>
+      <w:r>
+        <w:rPr>
+          <w:rFonts w:hint="eastAsia" w:ascii="宋体" w:hAnsi="宋体" w:eastAsia="宋体" w:cs="宋体"/>
+        </w:rPr>
+        <w:t>WebSocket</w:t>
+      </w:r>
+      <w:r>
+        <w:rPr>
+          <w:rFonts w:hint="eastAsia" w:ascii="宋体" w:hAnsi="宋体" w:cs="宋体"/>
+          <w:lang w:eastAsia="zh-CN"/>
+        </w:rPr>
+        <w:t>；</w:t>
+      </w:r>
+      <w:r>
+        <w:rPr>
+          <w:rFonts w:hint="eastAsia" w:ascii="宋体" w:hAnsi="宋体" w:eastAsia="宋体" w:cs="宋体"/>
+        </w:rPr>
+        <w:t>支付审计</w:t>
       </w:r>
     </w:p>
     <w:p>
@@ -1758,6 +1949,8 @@
           <w:bCs/>
         </w:rPr>
       </w:pPr>
+      <w:bookmarkStart w:id="72" w:name="_GoBack"/>
+      <w:bookmarkEnd w:id="72"/>
     </w:p>
     <w:p>
       <w:pPr>
@@ -1789,9 +1982,9 @@
         </w:rPr>
       </w:pPr>
       <w:bookmarkStart w:id="37" w:name="_Toc8380"/>
-      <w:bookmarkStart w:id="38" w:name="_Toc2554"/>
+      <w:bookmarkStart w:id="38" w:name="_Toc4009"/>
       <w:bookmarkStart w:id="39" w:name="_Toc10861"/>
-      <w:bookmarkStart w:id="40" w:name="_Toc4009"/>
+      <w:bookmarkStart w:id="40" w:name="_Toc2554"/>
       <w:bookmarkStart w:id="41" w:name="_Toc29601"/>
       <w:r>
         <w:rPr>
@@ -1839,23 +2032,84 @@
     </w:p>
     <w:p>
       <w:pPr>
-        <w:pStyle w:val="9"/>
-        <w:spacing w:before="312" w:beforeLines="100" w:after="156" w:afterLines="50" w:line="440" w:lineRule="exact"/>
+        <w:pStyle w:val="42"/>
+        <w:keepNext w:val="0"/>
+        <w:keepLines w:val="0"/>
+        <w:pageBreakBefore w:val="0"/>
+        <w:widowControl/>
+        <w:kinsoku/>
+        <w:wordWrap/>
+        <w:overflowPunct/>
+        <w:topLinePunct w:val="0"/>
+        <w:autoSpaceDE/>
+        <w:autoSpaceDN/>
+        <w:bidi w:val="0"/>
+        <w:adjustRightInd/>
+        <w:snapToGrid/>
+        <w:spacing w:before="313" w:beforeLines="100" w:after="157" w:afterLines="50"/>
+        <w:jc w:val="center"/>
+        <w:textAlignment w:val="auto"/>
+        <w:rPr>
+          <w:rFonts w:hint="eastAsia"/>
+          <w:b/>
+          <w:bCs/>
+          <w:sz w:val="36"/>
+          <w:szCs w:val="36"/>
+        </w:rPr>
+      </w:pPr>
+      <w:r>
+        <w:rPr>
+          <w:rFonts w:hint="eastAsia"/>
+          <w:b/>
+          <w:bCs/>
+          <w:sz w:val="36"/>
+          <w:szCs w:val="36"/>
+        </w:rPr>
+        <w:t>Design and Implementation of a Car Wash Service Reservation System Based on SpringBoot</w:t>
+      </w:r>
+    </w:p>
+    <w:p>
+      <w:pPr>
+        <w:pStyle w:val="42"/>
+        <w:jc w:val="center"/>
+        <w:rPr>
+          <w:rFonts w:hint="eastAsia"/>
+          <w:sz w:val="36"/>
+          <w:szCs w:val="36"/>
+        </w:rPr>
+      </w:pPr>
+    </w:p>
+    <w:p>
+      <w:pPr>
+        <w:pStyle w:val="9"/>
+        <w:spacing w:after="0" w:line="440" w:lineRule="exact"/>
         <w:ind w:left="0" w:leftChars="0" w:firstLine="0" w:firstLineChars="0"/>
-        <w:jc w:val="center"/>
-        <w:rPr>
-          <w:rFonts w:ascii="Times New Roman" w:hAnsi="Times New Roman" w:eastAsia="黑体" w:cs="Times New Roman"/>
-          <w:b/>
-          <w:sz w:val="36"/>
-        </w:rPr>
-      </w:pPr>
-      <w:r>
-        <w:rPr>
-          <w:rFonts w:ascii="Times New Roman" w:hAnsi="Times New Roman" w:eastAsia="黑体" w:cs="Times New Roman"/>
-          <w:b/>
-          <w:sz w:val="36"/>
-        </w:rPr>
-        <w:t>Title</w:t>
+        <w:jc w:val="both"/>
+        <w:rPr>
+          <w:rFonts w:hint="default" w:ascii="Times New Roman" w:hAnsi="Times New Roman" w:cs="Times New Roman"/>
+          <w:b/>
+        </w:rPr>
+      </w:pPr>
+      <w:r>
+        <w:rPr>
+          <w:rFonts w:hint="default" w:ascii="Times New Roman" w:hAnsi="Times New Roman" w:eastAsia="黑体" w:cs="Times New Roman"/>
+          <w:b/>
+        </w:rPr>
+        <w:t>Abstract</w:t>
+      </w:r>
+      <w:r>
+        <w:rPr>
+          <w:b/>
+        </w:rPr>
+        <w:t>:</w:t>
+      </w:r>
+      <w:r>
+        <w:rPr>
+          <w:rFonts w:hint="default" w:ascii="Times New Roman" w:hAnsi="Times New Roman" w:cs="Times New Roman"/>
+          <w:b w:val="0"/>
+          <w:bCs/>
+        </w:rPr>
+        <w:t>With the rapid growth of car ownership, traditional car wash services face issues such as low booking efficiency and uneven resource allocation. This paper designs and implements a car wash service reservation system based on a frontend and backend separation architecture. The system uses Vue 3 for the front end and Spring Boot for the back end, achieves realtime communication through REST API and WebSocket, stores core data in MySQL, and incorporates a payment audit module to ensure transaction security. It supports user registration, service booking, order management, payment processes, and realtime status synchronization. Test results show that the system operates stably and effectively improves the convenience and reliability of car wash services. The system has strong practicality and extensibility, providing a reference for similar service reservation systems.</w:t>
       </w:r>
     </w:p>
     <w:p>
@@ -1864,170 +2118,61 @@
         <w:spacing w:after="0" w:line="440" w:lineRule="exact"/>
         <w:ind w:left="0" w:leftChars="0" w:firstLine="0" w:firstLineChars="0"/>
         <w:rPr>
-          <w:rFonts w:ascii="Times New Roman" w:hAnsi="Times New Roman" w:eastAsia="黑体" w:cs="Times New Roman"/>
-          <w:szCs w:val="24"/>
-        </w:rPr>
-      </w:pPr>
-      <w:r>
-        <w:rPr>
-          <w:rFonts w:ascii="Times New Roman" w:hAnsi="Times New Roman" w:eastAsia="黑体" w:cs="Times New Roman"/>
-          <w:b/>
-        </w:rPr>
-        <w:t>Abstract:</w:t>
-      </w:r>
-      <w:r>
-        <w:rPr>
-          <w:rFonts w:ascii="Times New Roman" w:hAnsi="Times New Roman" w:eastAsia="黑体" w:cs="Times New Roman"/>
-        </w:rPr>
-        <w:t>This paper is carried out on the basis of the 211</w:t>
-      </w:r>
-      <w:r>
-        <w:rPr>
-          <w:rFonts w:hint="eastAsia" w:ascii="Times New Roman" w:hAnsi="Times New Roman" w:eastAsia="黑体" w:cs="Times New Roman"/>
+          <w:rFonts w:hint="eastAsia"/>
+          <w:b/>
+        </w:rPr>
+      </w:pPr>
+    </w:p>
+    <w:p>
+      <w:pPr>
+        <w:pStyle w:val="9"/>
+        <w:spacing w:after="0" w:line="440" w:lineRule="exact"/>
+        <w:ind w:left="0" w:leftChars="0" w:firstLine="0" w:firstLineChars="0"/>
+        <w:jc w:val="both"/>
+        <w:rPr>
+          <w:rFonts w:hint="default" w:ascii="Times New Roman" w:hAnsi="Times New Roman" w:cs="Times New Roman"/>
+          <w:b w:val="0"/>
+          <w:bCs/>
+        </w:rPr>
+      </w:pPr>
+      <w:r>
+        <w:rPr>
+          <w:rFonts w:hint="default" w:ascii="Times New Roman" w:hAnsi="Times New Roman" w:cs="Times New Roman"/>
+          <w:b/>
+        </w:rPr>
+        <w:t>Key words</w:t>
+      </w:r>
+      <w:r>
+        <w:rPr>
+          <w:rFonts w:hint="eastAsia"/>
+          <w:b/>
+        </w:rPr>
+        <w:t>:</w:t>
+      </w:r>
+      <w:r>
+        <w:rPr>
+          <w:rFonts w:hint="default" w:ascii="Times New Roman" w:hAnsi="Times New Roman" w:cs="Times New Roman"/>
+          <w:b w:val="0"/>
+          <w:bCs/>
+        </w:rPr>
+        <w:t>car wash service; reservation system; Vue 3; Spring Boot; MySQL; WebSocket;</w:t>
+      </w:r>
+      <w:r>
+        <w:rPr>
+          <w:rFonts w:hint="eastAsia" w:ascii="Times New Roman" w:hAnsi="Times New Roman" w:cs="Times New Roman"/>
+          <w:b w:val="0"/>
+          <w:bCs/>
+          <w:lang w:val="en-US" w:eastAsia="zh-CN"/>
         </w:rPr>
         <w:t xml:space="preserve"> </w:t>
       </w:r>
       <w:r>
         <w:rPr>
-          <w:rFonts w:ascii="Times New Roman" w:hAnsi="Times New Roman" w:eastAsia="黑体" w:cs="Times New Roman"/>
-        </w:rPr>
-        <w:t>project—Semi-physical simulation system for ship motion control</w:t>
-      </w:r>
-    </w:p>
-    <w:p>
-      <w:pPr>
-        <w:pStyle w:val="9"/>
-        <w:spacing w:after="0" w:line="440" w:lineRule="exact"/>
-        <w:ind w:left="0" w:leftChars="0" w:firstLine="480"/>
-        <w:rPr>
-          <w:rFonts w:hint="eastAsia"/>
-        </w:rPr>
-      </w:pPr>
-    </w:p>
-    <w:p>
-      <w:pPr>
-        <w:pStyle w:val="9"/>
-        <w:spacing w:before="31" w:after="31" w:line="440" w:lineRule="exact"/>
-        <w:ind w:left="480" w:firstLine="480"/>
-        <w:jc w:val="center"/>
-        <w:rPr>
-          <w:rFonts w:hint="eastAsia"/>
-        </w:rPr>
-      </w:pPr>
-      <w:r>
-        <w:t>……</w:t>
-      </w:r>
-    </w:p>
-    <w:p>
-      <w:pPr>
-        <w:pStyle w:val="9"/>
-        <w:spacing w:before="31" w:after="31" w:line="440" w:lineRule="exact"/>
-        <w:ind w:left="480" w:firstLine="480"/>
-        <w:jc w:val="center"/>
-        <w:rPr>
-          <w:rFonts w:hint="eastAsia"/>
-        </w:rPr>
-      </w:pPr>
-      <w:r>
-        <w:t>……</w:t>
-      </w:r>
-    </w:p>
-    <w:p>
-      <w:pPr>
-        <w:pStyle w:val="9"/>
-        <w:spacing w:before="31" w:after="31" w:line="440" w:lineRule="exact"/>
-        <w:ind w:left="0" w:leftChars="0" w:firstLine="480"/>
-        <w:rPr>
-          <w:rFonts w:hint="eastAsia"/>
-        </w:rPr>
-      </w:pPr>
-    </w:p>
-    <w:p>
-      <w:pPr>
-        <w:pStyle w:val="9"/>
-        <w:spacing w:after="0" w:line="440" w:lineRule="exact"/>
-        <w:ind w:left="0" w:leftChars="0" w:firstLine="0" w:firstLineChars="0"/>
-        <w:rPr>
-          <w:rFonts w:ascii="Times New Roman" w:hAnsi="Times New Roman" w:eastAsia="黑体" w:cs="Times New Roman"/>
-        </w:rPr>
-      </w:pPr>
-      <w:r>
-        <w:rPr>
-          <w:rFonts w:ascii="Times New Roman" w:hAnsi="Times New Roman" w:eastAsia="黑体" w:cs="Times New Roman"/>
-          <w:b/>
+          <w:rFonts w:hint="default" w:ascii="Times New Roman" w:hAnsi="Times New Roman" w:cs="Times New Roman"/>
+          <w:b w:val="0"/>
           <w:bCs/>
         </w:rPr>
-        <w:t>Key words:</w:t>
-      </w:r>
-      <w:r>
-        <w:rPr>
-          <w:rFonts w:ascii="Times New Roman" w:hAnsi="Times New Roman" w:eastAsia="黑体" w:cs="Times New Roman"/>
-        </w:rPr>
-        <w:t xml:space="preserve"> neural network</w:t>
-      </w:r>
-      <w:r>
-        <w:rPr>
-          <w:rFonts w:hint="eastAsia" w:ascii="Times New Roman" w:hAnsi="Times New Roman" w:eastAsia="黑体" w:cs="Times New Roman"/>
-        </w:rPr>
-        <w:t xml:space="preserve">, </w:t>
-      </w:r>
-      <w:r>
-        <w:rPr>
-          <w:rFonts w:ascii="Times New Roman" w:hAnsi="Times New Roman" w:eastAsia="黑体" w:cs="Times New Roman"/>
-        </w:rPr>
-        <w:t>PID</w:t>
-      </w:r>
-      <w:r>
-        <w:rPr>
-          <w:rFonts w:hint="eastAsia" w:ascii="Times New Roman" w:hAnsi="Times New Roman" w:eastAsia="黑体" w:cs="Times New Roman"/>
-        </w:rPr>
-        <w:t xml:space="preserve">, </w:t>
-      </w:r>
-      <w:r>
-        <w:rPr>
-          <w:rFonts w:ascii="Times New Roman" w:hAnsi="Times New Roman" w:eastAsia="黑体" w:cs="Times New Roman"/>
-        </w:rPr>
-        <w:t>autopilot,</w:t>
-      </w:r>
-      <w:r>
-        <w:rPr>
-          <w:rFonts w:hint="eastAsia" w:ascii="Times New Roman" w:hAnsi="Times New Roman" w:eastAsia="黑体" w:cs="Times New Roman"/>
-        </w:rPr>
-        <w:t xml:space="preserve"> </w:t>
-      </w:r>
-      <w:r>
-        <w:rPr>
-          <w:rFonts w:ascii="Times New Roman" w:hAnsi="Times New Roman" w:eastAsia="黑体" w:cs="Times New Roman"/>
-        </w:rPr>
-        <w:t>GA</w:t>
-      </w:r>
-    </w:p>
-    <w:p>
-      <w:pPr>
-        <w:spacing w:line="400" w:lineRule="exact"/>
-        <w:ind w:firstLine="480"/>
-        <w:rPr>
-          <w:rFonts w:hint="eastAsia"/>
-        </w:rPr>
-      </w:pPr>
-    </w:p>
-    <w:p>
-      <w:pPr>
-        <w:spacing w:after="50" w:line="440" w:lineRule="exact"/>
-        <w:ind w:firstLine="482"/>
-        <w:rPr>
-          <w:rFonts w:hint="eastAsia" w:eastAsia="仿宋_GB2312"/>
-          <w:b/>
-          <w:color w:val="auto"/>
-        </w:rPr>
-      </w:pPr>
-      <w:r>
-        <w:rPr>
-          <w:rFonts w:hint="eastAsia" w:eastAsia="仿宋_GB2312"/>
-          <w:b/>
-          <w:color w:val="auto"/>
-        </w:rPr>
-        <w:t>（摘要内容与关键词之间空一行）</w:t>
+        <w:t>payment audit</w:t>
       </w:r>
     </w:p>
     <w:p>
@@ -2760,191 +2905,827 @@
     </w:p>
     <w:p>
       <w:pPr>
-        <w:pStyle w:val="9"/>
-        <w:spacing w:before="312" w:beforeLines="100" w:after="156" w:afterLines="50" w:line="440" w:lineRule="exact"/>
-        <w:ind w:left="0" w:leftChars="0" w:firstLine="0" w:firstLineChars="0"/>
-        <w:jc w:val="center"/>
-        <w:rPr>
-          <w:rFonts w:hint="eastAsia" w:ascii="黑体" w:eastAsia="黑体"/>
-          <w:sz w:val="36"/>
-          <w:szCs w:val="36"/>
-        </w:rPr>
-      </w:pPr>
-      <w:r>
-        <w:rPr>
-          <w:rFonts w:hint="eastAsia" w:ascii="黑体" w:eastAsia="黑体"/>
-          <w:sz w:val="36"/>
-          <w:szCs w:val="36"/>
-        </w:rPr>
-        <w:t>1 绪论</w:t>
-      </w:r>
-    </w:p>
-    <w:p>
-      <w:pPr>
-        <w:pStyle w:val="9"/>
-        <w:spacing w:before="78" w:beforeLines="25" w:after="78" w:afterLines="25" w:line="440" w:lineRule="exact"/>
-        <w:ind w:left="0" w:leftChars="0" w:firstLine="560"/>
+        <w:pStyle w:val="44"/>
+        <w:keepNext w:val="0"/>
+        <w:keepLines w:val="0"/>
+        <w:pageBreakBefore w:val="0"/>
+        <w:kinsoku/>
+        <w:wordWrap/>
+        <w:overflowPunct/>
+        <w:topLinePunct w:val="0"/>
+        <w:autoSpaceDE/>
+        <w:autoSpaceDN/>
+        <w:bidi w:val="0"/>
+        <w:adjustRightInd/>
+        <w:snapToGrid/>
+        <w:spacing w:before="312" w:after="156"/>
+        <w:ind w:firstLine="0" w:firstLineChars="0"/>
+        <w:textAlignment w:val="auto"/>
+        <w:rPr>
+          <w:rFonts w:hint="eastAsia" w:ascii="黑体" w:hAnsi="黑体" w:eastAsia="黑体" w:cs="黑体"/>
+          <w:shd w:val="clear" w:color="auto" w:fill="auto"/>
+        </w:rPr>
+      </w:pPr>
+      <w:bookmarkStart w:id="42" w:name="_Toc9684"/>
+      <w:bookmarkStart w:id="43" w:name="_Toc6325"/>
+      <w:bookmarkStart w:id="44" w:name="_Toc9050"/>
+      <w:bookmarkStart w:id="45" w:name="_Toc20621"/>
+      <w:bookmarkStart w:id="46" w:name="_Toc8936"/>
+      <w:r>
+        <w:rPr>
+          <w:rFonts w:hint="eastAsia"/>
+          <w:lang w:val="en-US" w:eastAsia="zh-CN"/>
+        </w:rPr>
+        <w:t>第一</w:t>
+      </w:r>
+      <w:r>
+        <w:rPr>
+          <w:rFonts w:hint="eastAsia"/>
+        </w:rPr>
+        <w:t>章</w:t>
+      </w:r>
+      <w:r>
+        <w:rPr>
+          <w:rFonts w:hint="eastAsia"/>
+          <w:lang w:val="en-US" w:eastAsia="zh-CN"/>
+        </w:rPr>
+        <w:t xml:space="preserve"> 绪论</w:t>
+      </w:r>
+    </w:p>
+    <w:p>
+      <w:pPr>
+        <w:pStyle w:val="45"/>
+        <w:keepNext w:val="0"/>
+        <w:keepLines w:val="0"/>
+        <w:pageBreakBefore w:val="0"/>
+        <w:widowControl/>
+        <w:numPr>
+          <w:ilvl w:val="0"/>
+          <w:numId w:val="1"/>
+        </w:numPr>
+        <w:kinsoku/>
+        <w:wordWrap/>
+        <w:overflowPunct/>
+        <w:topLinePunct w:val="0"/>
+        <w:autoSpaceDE/>
+        <w:autoSpaceDN/>
+        <w:bidi w:val="0"/>
+        <w:adjustRightInd/>
+        <w:snapToGrid/>
+        <w:spacing w:before="79" w:beforeLines="25" w:after="79" w:afterLines="25"/>
+        <w:ind w:left="0" w:leftChars="0" w:firstLine="20" w:firstLineChars="0"/>
+        <w:textAlignment w:val="auto"/>
+        <w:rPr>
+          <w:rFonts w:hint="eastAsia" w:ascii="黑体" w:hAnsi="黑体" w:eastAsia="黑体" w:cs="黑体"/>
+          <w:shd w:val="clear" w:color="auto" w:fill="auto"/>
+        </w:rPr>
+      </w:pPr>
+      <w:r>
+        <w:rPr>
+          <w:rFonts w:hint="eastAsia" w:ascii="黑体" w:hAnsi="黑体" w:eastAsia="黑体" w:cs="黑体"/>
+          <w:shd w:val="clear" w:color="auto" w:fill="auto"/>
+        </w:rPr>
+        <w:t>项目背景</w:t>
+      </w:r>
+    </w:p>
+    <w:p>
+      <w:pPr>
+        <w:pStyle w:val="43"/>
+        <w:rPr>
+          <w:rFonts w:hint="eastAsia"/>
+        </w:rPr>
+      </w:pPr>
+      <w:r>
+        <w:rPr>
+          <w:rFonts w:hint="eastAsia"/>
+        </w:rPr>
+        <w:t>随着我国汽车保有量突破3.5亿辆，汽车后市场需求持续增长，洗车服务作为高频消费场景面临巨大压力</w:t>
+      </w:r>
+      <w:r>
+        <w:rPr>
+          <w:rFonts w:hint="eastAsia"/>
+          <w:lang w:val="en-US" w:eastAsia="zh-CN"/>
+        </w:rPr>
+        <w:t>,</w:t>
+      </w:r>
+      <w:r>
+        <w:rPr>
+          <w:rFonts w:hint="eastAsia"/>
+        </w:rPr>
+        <w:t>关税政策调整倒逼汽车后市场向数字化转型</w:t>
+      </w:r>
+      <w:r>
+        <w:rPr>
+          <w:rFonts w:hint="eastAsia"/>
+          <w:vertAlign w:val="superscript"/>
+        </w:rPr>
+        <w:fldChar w:fldCharType="begin"/>
+      </w:r>
+      <w:r>
+        <w:rPr>
+          <w:rFonts w:hint="eastAsia"/>
+          <w:vertAlign w:val="superscript"/>
+        </w:rPr>
+        <w:instrText xml:space="preserve"> REF _Ref29680 \r \h </w:instrText>
+      </w:r>
+      <w:r>
+        <w:rPr>
+          <w:rFonts w:hint="eastAsia"/>
+          <w:vertAlign w:val="superscript"/>
+        </w:rPr>
+        <w:fldChar w:fldCharType="separate"/>
+      </w:r>
+      <w:r>
+        <w:rPr>
+          <w:rFonts w:hint="eastAsia"/>
+          <w:vertAlign w:val="superscript"/>
+        </w:rPr>
+        <w:t>[1]</w:t>
+      </w:r>
+      <w:r>
+        <w:rPr>
+          <w:rFonts w:hint="eastAsia"/>
+          <w:vertAlign w:val="superscript"/>
+        </w:rPr>
+        <w:fldChar w:fldCharType="end"/>
+      </w:r>
+      <w:r>
+        <w:rPr>
+          <w:rFonts w:hint="eastAsia"/>
+        </w:rPr>
+        <w:t>。传统洗车服务依赖现场排队，导致用户等待时间长、服务资源利用率低。同时，中小型洗车店缺乏数字化管理工具，难以实现精准预约和资源调度。信息化预约系统通过优化流程，可显著提升用户体验和运营效率。本研究结合现代Web技术，设计并实现了一套智能化汽车洗车服务预约系统，旨在解决行业痛点，O2O模式通过线上引流显著降低获客成本</w:t>
+      </w:r>
+      <w:r>
+        <w:rPr>
+          <w:rFonts w:hint="eastAsia"/>
+          <w:vertAlign w:val="superscript"/>
+          <w:lang w:eastAsia="zh-CN"/>
+        </w:rPr>
+        <w:fldChar w:fldCharType="begin"/>
+      </w:r>
+      <w:r>
+        <w:rPr>
+          <w:rFonts w:hint="eastAsia"/>
+          <w:vertAlign w:val="superscript"/>
+          <w:lang w:eastAsia="zh-CN"/>
+        </w:rPr>
+        <w:instrText xml:space="preserve"> REF _Ref29795 \r \h </w:instrText>
+      </w:r>
+      <w:r>
+        <w:rPr>
+          <w:rFonts w:hint="eastAsia"/>
+          <w:vertAlign w:val="superscript"/>
+          <w:lang w:eastAsia="zh-CN"/>
+        </w:rPr>
+        <w:fldChar w:fldCharType="separate"/>
+      </w:r>
+      <w:r>
+        <w:rPr>
+          <w:rFonts w:hint="eastAsia"/>
+          <w:vertAlign w:val="superscript"/>
+          <w:lang w:eastAsia="zh-CN"/>
+        </w:rPr>
+        <w:t>[2]</w:t>
+      </w:r>
+      <w:r>
+        <w:rPr>
+          <w:rFonts w:hint="eastAsia"/>
+          <w:vertAlign w:val="superscript"/>
+          <w:lang w:eastAsia="zh-CN"/>
+        </w:rPr>
+        <w:fldChar w:fldCharType="end"/>
+      </w:r>
+      <w:r>
+        <w:rPr>
+          <w:rFonts w:hint="eastAsia"/>
+        </w:rPr>
+        <w:t>，与本项目优化资源配置的目标一致。推动服务数字化转型。</w:t>
+      </w:r>
+    </w:p>
+    <w:p>
+      <w:pPr>
+        <w:keepNext w:val="0"/>
+        <w:keepLines w:val="0"/>
+        <w:pageBreakBefore w:val="0"/>
+        <w:widowControl/>
+        <w:kinsoku/>
+        <w:wordWrap/>
+        <w:overflowPunct/>
+        <w:topLinePunct w:val="0"/>
+        <w:autoSpaceDE/>
+        <w:autoSpaceDN/>
+        <w:bidi w:val="0"/>
+        <w:adjustRightInd/>
+        <w:snapToGrid/>
+        <w:spacing w:line="240" w:lineRule="auto"/>
+        <w:ind w:firstLine="0" w:firstLineChars="0"/>
+        <w:textAlignment w:val="auto"/>
+        <w:rPr>
+          <w:rFonts w:hint="eastAsia"/>
+        </w:rPr>
+      </w:pPr>
+    </w:p>
+    <w:p>
+      <w:pPr>
+        <w:pStyle w:val="43"/>
+        <w:keepNext w:val="0"/>
+        <w:keepLines w:val="0"/>
+        <w:pageBreakBefore w:val="0"/>
+        <w:widowControl/>
+        <w:numPr>
+          <w:ilvl w:val="0"/>
+          <w:numId w:val="1"/>
+        </w:numPr>
+        <w:kinsoku/>
+        <w:wordWrap/>
+        <w:overflowPunct/>
+        <w:topLinePunct w:val="0"/>
+        <w:autoSpaceDE/>
+        <w:autoSpaceDN/>
+        <w:bidi w:val="0"/>
+        <w:adjustRightInd/>
+        <w:snapToGrid/>
+        <w:spacing w:before="79" w:beforeLines="25" w:after="79" w:afterLines="25"/>
+        <w:ind w:left="0" w:leftChars="0" w:firstLine="20" w:firstLineChars="0"/>
+        <w:textAlignment w:val="auto"/>
+        <w:outlineLvl w:val="1"/>
         <w:rPr>
           <w:rFonts w:hint="eastAsia" w:ascii="黑体" w:hAnsi="黑体" w:eastAsia="黑体" w:cs="黑体"/>
           <w:sz w:val="28"/>
-        </w:rPr>
-      </w:pPr>
-      <w:r>
-        <w:rPr>
-          <w:rFonts w:ascii="Times New Roman" w:hAnsi="Times New Roman" w:eastAsia="黑体" w:cs="Times New Roman"/>
-          <w:sz w:val="28"/>
-        </w:rPr>
-        <w:t>1.1</w:t>
-      </w:r>
+          <w:szCs w:val="28"/>
+        </w:rPr>
+      </w:pPr>
       <w:r>
         <w:rPr>
           <w:rFonts w:hint="eastAsia" w:ascii="黑体" w:hAnsi="黑体" w:eastAsia="黑体" w:cs="黑体"/>
           <w:sz w:val="28"/>
-        </w:rPr>
-        <w:t xml:space="preserve"> 概述</w:t>
-      </w:r>
-    </w:p>
-    <w:p>
-      <w:pPr>
-        <w:pStyle w:val="9"/>
-        <w:spacing w:after="0" w:line="440" w:lineRule="exact"/>
-        <w:ind w:left="0" w:leftChars="0" w:firstLine="480"/>
-        <w:rPr>
-          <w:rFonts w:hint="eastAsia"/>
-        </w:rPr>
-      </w:pPr>
-      <w:r>
-        <w:t>疲劳破坏是船体结构主要的失效模式之一，因此，关于船体结构疲劳问题越来越受到国内外有关人员</w:t>
-      </w:r>
-      <w:r>
-        <w:rPr>
-          <w:rFonts w:hint="eastAsia"/>
-        </w:rPr>
-        <w:t>……</w:t>
-      </w:r>
-      <w:r>
-        <w:t xml:space="preserve">      </w:t>
-      </w:r>
-    </w:p>
-    <w:p>
-      <w:pPr>
-        <w:pStyle w:val="9"/>
-        <w:spacing w:before="100" w:after="50" w:line="440" w:lineRule="exact"/>
-        <w:ind w:left="0" w:leftChars="0" w:firstLine="480"/>
-        <w:jc w:val="center"/>
-        <w:rPr>
-          <w:rFonts w:hint="eastAsia"/>
-        </w:rPr>
-      </w:pPr>
-      <w:r>
-        <w:t>……</w:t>
-      </w:r>
-    </w:p>
-    <w:p>
-      <w:pPr>
-        <w:pStyle w:val="9"/>
-        <w:spacing w:before="100" w:after="50" w:line="440" w:lineRule="exact"/>
-        <w:ind w:left="0" w:leftChars="0" w:firstLine="480"/>
-        <w:jc w:val="center"/>
-        <w:rPr>
-          <w:rFonts w:hint="eastAsia"/>
-        </w:rPr>
-      </w:pPr>
-      <w:r>
-        <w:t>……</w:t>
-      </w:r>
-    </w:p>
-    <w:p>
-      <w:pPr>
-        <w:pStyle w:val="9"/>
-        <w:spacing w:before="78" w:beforeLines="25" w:after="78" w:afterLines="25" w:line="440" w:lineRule="exact"/>
-        <w:ind w:left="0" w:leftChars="0" w:firstLine="480"/>
-        <w:rPr>
-          <w:rFonts w:hint="eastAsia"/>
-          <w:szCs w:val="24"/>
-        </w:rPr>
-      </w:pPr>
-      <w:r>
-        <w:rPr>
-          <w:rFonts w:ascii="Times New Roman" w:hAnsi="Times New Roman" w:eastAsia="黑体" w:cs="Times New Roman"/>
-          <w:szCs w:val="24"/>
-        </w:rPr>
-        <w:t>1</w:t>
-      </w:r>
-      <w:r>
-        <w:rPr>
-          <w:rFonts w:ascii="Times New Roman" w:hAnsi="Times New Roman" w:eastAsia="黑体" w:cs="Times New Roman"/>
+          <w:szCs w:val="28"/>
+          <w:lang w:val="en-US" w:eastAsia="zh-CN"/>
+        </w:rPr>
+        <w:t xml:space="preserve"> </w:t>
+      </w:r>
+      <w:bookmarkStart w:id="47" w:name="_Toc6771"/>
+      <w:r>
+        <w:rPr>
+          <w:rFonts w:hint="eastAsia" w:ascii="黑体" w:hAnsi="黑体" w:eastAsia="黑体" w:cs="黑体"/>
           <w:sz w:val="28"/>
-        </w:rPr>
-        <w:t>.</w:t>
-      </w:r>
-      <w:r>
-        <w:rPr>
-          <w:rFonts w:ascii="Times New Roman" w:hAnsi="Times New Roman" w:eastAsia="黑体" w:cs="Times New Roman"/>
-          <w:szCs w:val="24"/>
-        </w:rPr>
-        <w:t>1</w:t>
-      </w:r>
-      <w:r>
-        <w:rPr>
-          <w:rFonts w:ascii="Times New Roman" w:hAnsi="Times New Roman" w:eastAsia="黑体" w:cs="Times New Roman"/>
+          <w:szCs w:val="28"/>
+        </w:rPr>
+        <w:t>研究目的及意义</w:t>
+      </w:r>
+      <w:bookmarkEnd w:id="47"/>
+    </w:p>
+    <w:p>
+      <w:pPr>
+        <w:pStyle w:val="43"/>
+        <w:keepNext w:val="0"/>
+        <w:keepLines w:val="0"/>
+        <w:pageBreakBefore w:val="0"/>
+        <w:widowControl/>
+        <w:numPr>
+          <w:ilvl w:val="0"/>
+          <w:numId w:val="2"/>
+        </w:numPr>
+        <w:kinsoku/>
+        <w:wordWrap/>
+        <w:overflowPunct/>
+        <w:topLinePunct w:val="0"/>
+        <w:autoSpaceDE/>
+        <w:autoSpaceDN/>
+        <w:bidi w:val="0"/>
+        <w:adjustRightInd/>
+        <w:snapToGrid/>
+        <w:spacing w:before="79" w:beforeLines="25" w:after="79" w:afterLines="25"/>
+        <w:ind w:left="720" w:leftChars="0" w:firstLine="0" w:firstLineChars="0"/>
+        <w:textAlignment w:val="auto"/>
+        <w:outlineLvl w:val="2"/>
+        <w:rPr>
+          <w:rFonts w:hint="eastAsia"/>
+        </w:rPr>
+      </w:pPr>
+      <w:r>
+        <w:rPr>
+          <w:rFonts w:hint="eastAsia"/>
+          <w:lang w:val="en-US" w:eastAsia="zh-CN"/>
+        </w:rPr>
+        <w:t xml:space="preserve"> </w:t>
+      </w:r>
+      <w:bookmarkStart w:id="48" w:name="_Toc15031"/>
+      <w:r>
+        <w:rPr>
+          <w:rFonts w:hint="eastAsia"/>
+        </w:rPr>
+        <w:t>选题目的</w:t>
+      </w:r>
+      <w:bookmarkEnd w:id="48"/>
+    </w:p>
+    <w:p>
+      <w:pPr>
+        <w:pStyle w:val="43"/>
+        <w:keepNext w:val="0"/>
+        <w:keepLines w:val="0"/>
+        <w:pageBreakBefore w:val="0"/>
+        <w:widowControl/>
+        <w:kinsoku/>
+        <w:wordWrap/>
+        <w:overflowPunct/>
+        <w:topLinePunct w:val="0"/>
+        <w:autoSpaceDE/>
+        <w:autoSpaceDN/>
+        <w:bidi w:val="0"/>
+        <w:adjustRightInd/>
+        <w:snapToGrid/>
+        <w:ind w:left="0" w:leftChars="0" w:firstLine="480" w:firstLineChars="200"/>
+        <w:textAlignment w:val="auto"/>
+        <w:outlineLvl w:val="9"/>
+        <w:rPr>
+          <w:rFonts w:hint="eastAsia"/>
+        </w:rPr>
+      </w:pPr>
+      <w:r>
+        <w:rPr>
+          <w:rFonts w:hint="eastAsia"/>
+        </w:rPr>
+        <w:t>本研究旨在开发一套完整的汽车洗车服务预约系统，通过前后端分离架构实现用户在线预约、服务管理、支付审计等功能。系统重点解决传统服务的冷启动问题（如新用户无历史数据）、资源分配不均等挑战，并引入实时通信技术提升用户体验。最终目标是形成可落地、易扩展的解决方案，为中小洗车服务商提供技术支持。</w:t>
+      </w:r>
+    </w:p>
+    <w:p>
+      <w:pPr>
+        <w:pStyle w:val="43"/>
+        <w:keepNext w:val="0"/>
+        <w:keepLines w:val="0"/>
+        <w:pageBreakBefore w:val="0"/>
+        <w:widowControl/>
+        <w:kinsoku/>
+        <w:wordWrap/>
+        <w:overflowPunct/>
+        <w:topLinePunct w:val="0"/>
+        <w:autoSpaceDE/>
+        <w:autoSpaceDN/>
+        <w:bidi w:val="0"/>
+        <w:adjustRightInd/>
+        <w:snapToGrid/>
+        <w:ind w:left="0" w:leftChars="0" w:firstLine="480" w:firstLineChars="200"/>
+        <w:textAlignment w:val="auto"/>
+        <w:outlineLvl w:val="9"/>
+        <w:rPr>
+          <w:rFonts w:hint="eastAsia"/>
+        </w:rPr>
+      </w:pPr>
+    </w:p>
+    <w:p>
+      <w:pPr>
+        <w:pStyle w:val="43"/>
+        <w:keepNext w:val="0"/>
+        <w:keepLines w:val="0"/>
+        <w:pageBreakBefore w:val="0"/>
+        <w:widowControl/>
+        <w:numPr>
+          <w:ilvl w:val="0"/>
+          <w:numId w:val="2"/>
+        </w:numPr>
+        <w:kinsoku/>
+        <w:wordWrap/>
+        <w:overflowPunct/>
+        <w:topLinePunct w:val="0"/>
+        <w:autoSpaceDE/>
+        <w:autoSpaceDN/>
+        <w:bidi w:val="0"/>
+        <w:adjustRightInd/>
+        <w:snapToGrid/>
+        <w:spacing w:before="79" w:beforeLines="25" w:after="79" w:afterLines="25"/>
+        <w:ind w:left="720" w:leftChars="0" w:firstLine="0" w:firstLineChars="0"/>
+        <w:textAlignment w:val="auto"/>
+        <w:outlineLvl w:val="2"/>
+        <w:rPr>
+          <w:rFonts w:hint="eastAsia"/>
+          <w:lang w:val="en-US" w:eastAsia="zh-CN"/>
+        </w:rPr>
+      </w:pPr>
+      <w:r>
+        <w:rPr>
+          <w:rFonts w:hint="eastAsia"/>
+          <w:lang w:val="en-US" w:eastAsia="zh-CN"/>
+        </w:rPr>
+        <w:t xml:space="preserve"> </w:t>
+      </w:r>
+      <w:bookmarkStart w:id="49" w:name="_Toc20239"/>
+      <w:r>
+        <w:rPr>
+          <w:rFonts w:hint="eastAsia"/>
+          <w:lang w:val="en-US" w:eastAsia="zh-CN"/>
+        </w:rPr>
+        <w:t>选题意义</w:t>
+      </w:r>
+      <w:bookmarkEnd w:id="49"/>
+    </w:p>
+    <w:p>
+      <w:pPr>
+        <w:pStyle w:val="43"/>
+        <w:keepNext w:val="0"/>
+        <w:keepLines w:val="0"/>
+        <w:pageBreakBefore w:val="0"/>
+        <w:widowControl/>
+        <w:kinsoku/>
+        <w:wordWrap/>
+        <w:overflowPunct/>
+        <w:topLinePunct w:val="0"/>
+        <w:autoSpaceDE/>
+        <w:autoSpaceDN/>
+        <w:bidi w:val="0"/>
+        <w:adjustRightInd/>
+        <w:snapToGrid/>
+        <w:ind w:left="0" w:leftChars="0" w:firstLine="480" w:firstLineChars="200"/>
+        <w:textAlignment w:val="auto"/>
+        <w:outlineLvl w:val="9"/>
+        <w:rPr>
+          <w:rFonts w:hint="eastAsia"/>
+          <w:lang w:val="en-US" w:eastAsia="zh-CN"/>
+        </w:rPr>
+      </w:pPr>
+      <w:r>
+        <w:rPr>
+          <w:rFonts w:hint="eastAsia"/>
+          <w:lang w:val="en-US" w:eastAsia="zh-CN"/>
+        </w:rPr>
+        <w:t>理论意义：探索前后端分离架构与实时通信技术在服务类系统中的应用价值，丰富预约系统的设计理论。</w:t>
+      </w:r>
+    </w:p>
+    <w:p>
+      <w:pPr>
+        <w:pStyle w:val="43"/>
+        <w:keepNext w:val="0"/>
+        <w:keepLines w:val="0"/>
+        <w:pageBreakBefore w:val="0"/>
+        <w:widowControl/>
+        <w:kinsoku/>
+        <w:wordWrap/>
+        <w:overflowPunct/>
+        <w:topLinePunct w:val="0"/>
+        <w:autoSpaceDE/>
+        <w:autoSpaceDN/>
+        <w:bidi w:val="0"/>
+        <w:adjustRightInd/>
+        <w:snapToGrid/>
+        <w:ind w:left="0" w:leftChars="0" w:firstLine="480" w:firstLineChars="200"/>
+        <w:textAlignment w:val="auto"/>
+        <w:outlineLvl w:val="9"/>
+        <w:rPr>
+          <w:rFonts w:hint="eastAsia"/>
+          <w:lang w:val="en-US" w:eastAsia="zh-CN"/>
+        </w:rPr>
+      </w:pPr>
+      <w:r>
+        <w:rPr>
+          <w:rFonts w:hint="eastAsia"/>
+          <w:lang w:val="en-US" w:eastAsia="zh-CN"/>
+        </w:rPr>
+        <w:t>实践意义：通过实际部署验证系统可行性，帮助洗车店降低运营成本、提升用户满意度，并为类似服务系统（如美容、维修预约）提供参考模板。How digitization...（2025）研究表明，汽车行业数字化改造可使服务效率提升37%</w:t>
+      </w:r>
+      <w:r>
+        <w:rPr>
+          <w:rFonts w:hint="eastAsia"/>
+          <w:vertAlign w:val="superscript"/>
+          <w:lang w:val="en-US" w:eastAsia="zh-CN"/>
+        </w:rPr>
+        <w:fldChar w:fldCharType="begin"/>
+      </w:r>
+      <w:r>
+        <w:rPr>
+          <w:rFonts w:hint="eastAsia"/>
+          <w:vertAlign w:val="superscript"/>
+          <w:lang w:val="en-US" w:eastAsia="zh-CN"/>
+        </w:rPr>
+        <w:instrText xml:space="preserve"> REF _Ref30137 \r \h </w:instrText>
+      </w:r>
+      <w:r>
+        <w:rPr>
+          <w:rFonts w:hint="eastAsia"/>
+          <w:vertAlign w:val="superscript"/>
+          <w:lang w:val="en-US" w:eastAsia="zh-CN"/>
+        </w:rPr>
+        <w:fldChar w:fldCharType="separate"/>
+      </w:r>
+      <w:r>
+        <w:rPr>
+          <w:rFonts w:hint="eastAsia"/>
+          <w:vertAlign w:val="superscript"/>
+          <w:lang w:val="en-US" w:eastAsia="zh-CN"/>
+        </w:rPr>
+        <w:t>[3]</w:t>
+      </w:r>
+      <w:r>
+        <w:rPr>
+          <w:rFonts w:hint="eastAsia"/>
+          <w:vertAlign w:val="superscript"/>
+          <w:lang w:val="en-US" w:eastAsia="zh-CN"/>
+        </w:rPr>
+        <w:fldChar w:fldCharType="end"/>
+      </w:r>
+      <w:r>
+        <w:rPr>
+          <w:rFonts w:hint="eastAsia"/>
+          <w:lang w:val="en-US" w:eastAsia="zh-CN"/>
+        </w:rPr>
+        <w:t>，印证本项目的社会价值。</w:t>
+      </w:r>
+    </w:p>
+    <w:p>
+      <w:pPr>
+        <w:pStyle w:val="43"/>
+        <w:keepNext w:val="0"/>
+        <w:keepLines w:val="0"/>
+        <w:pageBreakBefore w:val="0"/>
+        <w:widowControl/>
+        <w:kinsoku/>
+        <w:wordWrap/>
+        <w:overflowPunct/>
+        <w:topLinePunct w:val="0"/>
+        <w:autoSpaceDE/>
+        <w:autoSpaceDN/>
+        <w:bidi w:val="0"/>
+        <w:adjustRightInd/>
+        <w:snapToGrid/>
+        <w:ind w:left="0" w:leftChars="0" w:firstLine="480" w:firstLineChars="200"/>
+        <w:textAlignment w:val="auto"/>
+        <w:outlineLvl w:val="9"/>
+        <w:rPr>
+          <w:rFonts w:hint="eastAsia"/>
+          <w:lang w:val="en-US" w:eastAsia="zh-CN"/>
+        </w:rPr>
+      </w:pPr>
+    </w:p>
+    <w:p>
+      <w:pPr>
+        <w:pStyle w:val="43"/>
+        <w:keepNext w:val="0"/>
+        <w:keepLines w:val="0"/>
+        <w:pageBreakBefore w:val="0"/>
+        <w:widowControl/>
+        <w:numPr>
+          <w:ilvl w:val="0"/>
+          <w:numId w:val="1"/>
+        </w:numPr>
+        <w:kinsoku/>
+        <w:wordWrap/>
+        <w:overflowPunct/>
+        <w:topLinePunct w:val="0"/>
+        <w:autoSpaceDE/>
+        <w:autoSpaceDN/>
+        <w:bidi w:val="0"/>
+        <w:adjustRightInd/>
+        <w:snapToGrid/>
+        <w:spacing w:before="79" w:beforeLines="25" w:after="79" w:afterLines="25"/>
+        <w:ind w:left="0" w:leftChars="0" w:firstLine="20" w:firstLineChars="0"/>
+        <w:textAlignment w:val="auto"/>
+        <w:outlineLvl w:val="1"/>
+        <w:rPr>
+          <w:rFonts w:hint="eastAsia" w:ascii="黑体" w:hAnsi="黑体" w:eastAsia="黑体" w:cs="黑体"/>
+          <w:b w:val="0"/>
+          <w:bCs w:val="0"/>
           <w:sz w:val="28"/>
-        </w:rPr>
-        <w:t>.</w:t>
-      </w:r>
-      <w:r>
-        <w:rPr>
-          <w:rFonts w:ascii="Times New Roman" w:hAnsi="Times New Roman" w:eastAsia="黑体" w:cs="Times New Roman"/>
-          <w:szCs w:val="24"/>
-        </w:rPr>
-        <w:t xml:space="preserve">1 </w:t>
-      </w:r>
-      <w:r>
-        <w:rPr>
-          <w:rFonts w:hint="eastAsia"/>
-          <w:szCs w:val="24"/>
-        </w:rPr>
-        <w:t>柴油机的数字仿真</w:t>
-      </w:r>
-    </w:p>
-    <w:p>
-      <w:pPr>
-        <w:pStyle w:val="9"/>
-        <w:spacing w:after="0" w:line="440" w:lineRule="exact"/>
-        <w:ind w:left="0" w:leftChars="0" w:firstLine="480"/>
-        <w:rPr>
-          <w:rFonts w:hint="eastAsia" w:ascii="楷体_GB2312" w:eastAsia="楷体_GB2312"/>
-        </w:rPr>
-      </w:pPr>
-      <w:r>
-        <w:t>疲劳破坏是船体结构主要的失效模式之一，因此，关于船体结构疲劳问题越来越受到国内外有关人员</w:t>
-      </w:r>
-      <w:r>
-        <w:rPr>
-          <w:rFonts w:hint="eastAsia"/>
-        </w:rPr>
-        <w:t>……</w:t>
-      </w:r>
-      <w:r>
-        <w:rPr>
-          <w:rFonts w:hint="eastAsia" w:ascii="楷体_GB2312" w:eastAsia="楷体_GB2312"/>
+          <w:szCs w:val="28"/>
+          <w:lang w:val="en-US" w:eastAsia="zh-CN"/>
+        </w:rPr>
+      </w:pPr>
+      <w:r>
+        <w:rPr>
+          <w:rFonts w:hint="eastAsia" w:ascii="黑体" w:hAnsi="黑体" w:eastAsia="黑体" w:cs="黑体"/>
+          <w:b w:val="0"/>
+          <w:bCs w:val="0"/>
+          <w:sz w:val="28"/>
+          <w:szCs w:val="28"/>
+          <w:lang w:val="en-US" w:eastAsia="zh-CN"/>
         </w:rPr>
         <w:t xml:space="preserve"> </w:t>
       </w:r>
-    </w:p>
-    <w:p>
-      <w:pPr>
-        <w:pStyle w:val="9"/>
-        <w:spacing w:before="100" w:after="50" w:line="440" w:lineRule="exact"/>
-        <w:ind w:left="0" w:leftChars="0" w:firstLine="480"/>
+      <w:bookmarkStart w:id="50" w:name="_Toc9035"/>
+      <w:r>
+        <w:rPr>
+          <w:rFonts w:hint="eastAsia" w:ascii="黑体" w:hAnsi="黑体" w:eastAsia="黑体" w:cs="黑体"/>
+          <w:b w:val="0"/>
+          <w:bCs w:val="0"/>
+          <w:sz w:val="28"/>
+          <w:szCs w:val="28"/>
+          <w:lang w:val="en-US" w:eastAsia="zh-CN"/>
+        </w:rPr>
+        <w:t>国内外研究现状</w:t>
+      </w:r>
+      <w:bookmarkEnd w:id="50"/>
+    </w:p>
+    <w:p>
+      <w:pPr>
+        <w:pStyle w:val="43"/>
+        <w:keepNext w:val="0"/>
+        <w:keepLines w:val="0"/>
+        <w:pageBreakBefore w:val="0"/>
+        <w:widowControl/>
+        <w:numPr>
+          <w:ilvl w:val="0"/>
+          <w:numId w:val="3"/>
+        </w:numPr>
+        <w:kinsoku/>
+        <w:wordWrap/>
+        <w:overflowPunct/>
+        <w:topLinePunct w:val="0"/>
+        <w:autoSpaceDE/>
+        <w:autoSpaceDN/>
+        <w:bidi w:val="0"/>
+        <w:adjustRightInd/>
+        <w:snapToGrid/>
+        <w:spacing w:before="79" w:beforeLines="25" w:after="79" w:afterLines="25"/>
+        <w:ind w:left="700" w:leftChars="0" w:firstLine="20" w:firstLineChars="0"/>
+        <w:textAlignment w:val="auto"/>
+        <w:outlineLvl w:val="2"/>
+        <w:rPr>
+          <w:rFonts w:hint="default"/>
+          <w:lang w:val="en-US" w:eastAsia="zh-CN"/>
+        </w:rPr>
+      </w:pPr>
+      <w:r>
+        <w:rPr>
+          <w:rFonts w:hint="eastAsia"/>
+          <w:lang w:val="en-US" w:eastAsia="zh-CN"/>
+        </w:rPr>
+        <w:t xml:space="preserve"> </w:t>
+      </w:r>
+      <w:bookmarkStart w:id="51" w:name="_Toc24767"/>
+      <w:r>
+        <w:rPr>
+          <w:rFonts w:hint="default"/>
+          <w:lang w:val="en-US" w:eastAsia="zh-CN"/>
+        </w:rPr>
+        <w:t>国外研究现状</w:t>
+      </w:r>
+      <w:bookmarkEnd w:id="51"/>
+    </w:p>
+    <w:p>
+      <w:pPr>
+        <w:pStyle w:val="43"/>
+        <w:keepNext w:val="0"/>
+        <w:keepLines w:val="0"/>
+        <w:pageBreakBefore w:val="0"/>
+        <w:widowControl/>
+        <w:kinsoku/>
+        <w:wordWrap/>
+        <w:overflowPunct/>
+        <w:topLinePunct w:val="0"/>
+        <w:autoSpaceDE/>
+        <w:autoSpaceDN/>
+        <w:bidi w:val="0"/>
+        <w:adjustRightInd/>
+        <w:snapToGrid/>
+        <w:ind w:left="0" w:leftChars="0" w:firstLine="480" w:firstLineChars="200"/>
+        <w:textAlignment w:val="auto"/>
+        <w:outlineLvl w:val="9"/>
+        <w:rPr>
+          <w:rFonts w:hint="default"/>
+          <w:lang w:val="en-US" w:eastAsia="zh-CN"/>
+        </w:rPr>
+      </w:pPr>
+      <w:r>
+        <w:rPr>
+          <w:rFonts w:hint="default"/>
+          <w:lang w:val="en-US" w:eastAsia="zh-CN"/>
+        </w:rPr>
+        <w:t>国外洗车服务预约系统起步较早，如美国的"Washos"和欧洲的"Washstation"已成熟应用云计算和移动支付技术。其技术特点包括：微服务架构支持高并发、智能算法动态调整预约密度、集成IoT设备实现自动化管理。然而，这些系统多针对高端市场，中小商户落地成本较高，且实时通信功能相对薄弱。</w:t>
+      </w:r>
+    </w:p>
+    <w:p>
+      <w:pPr>
+        <w:pStyle w:val="43"/>
+        <w:keepNext w:val="0"/>
+        <w:keepLines w:val="0"/>
+        <w:pageBreakBefore w:val="0"/>
+        <w:widowControl/>
+        <w:kinsoku/>
+        <w:wordWrap/>
+        <w:overflowPunct/>
+        <w:topLinePunct w:val="0"/>
+        <w:autoSpaceDE/>
+        <w:autoSpaceDN/>
+        <w:bidi w:val="0"/>
+        <w:adjustRightInd/>
+        <w:snapToGrid/>
+        <w:ind w:left="0" w:leftChars="0" w:firstLine="480" w:firstLineChars="200"/>
+        <w:textAlignment w:val="auto"/>
+        <w:outlineLvl w:val="9"/>
+        <w:rPr>
+          <w:rFonts w:hint="default"/>
+          <w:lang w:val="en-US" w:eastAsia="zh-CN"/>
+        </w:rPr>
+      </w:pPr>
+    </w:p>
+    <w:p>
+      <w:pPr>
+        <w:pStyle w:val="43"/>
+        <w:keepNext w:val="0"/>
+        <w:keepLines w:val="0"/>
+        <w:pageBreakBefore w:val="0"/>
+        <w:widowControl/>
+        <w:numPr>
+          <w:ilvl w:val="0"/>
+          <w:numId w:val="3"/>
+        </w:numPr>
+        <w:kinsoku/>
+        <w:wordWrap/>
+        <w:overflowPunct/>
+        <w:topLinePunct w:val="0"/>
+        <w:autoSpaceDE/>
+        <w:autoSpaceDN/>
+        <w:bidi w:val="0"/>
+        <w:adjustRightInd/>
+        <w:snapToGrid/>
+        <w:ind w:left="700" w:leftChars="0" w:firstLine="20" w:firstLineChars="0"/>
+        <w:textAlignment w:val="auto"/>
+        <w:outlineLvl w:val="2"/>
+        <w:rPr>
+          <w:rFonts w:hint="default"/>
+          <w:lang w:val="en-US" w:eastAsia="zh-CN"/>
+        </w:rPr>
+      </w:pPr>
+      <w:r>
+        <w:rPr>
+          <w:rFonts w:hint="default"/>
+          <w:lang w:val="en-US" w:eastAsia="zh-CN"/>
+        </w:rPr>
+        <w:t xml:space="preserve"> </w:t>
+      </w:r>
+      <w:bookmarkStart w:id="52" w:name="_Toc28700"/>
+      <w:r>
+        <w:rPr>
+          <w:rFonts w:hint="default"/>
+          <w:lang w:val="en-US" w:eastAsia="zh-CN"/>
+        </w:rPr>
+        <w:t>国内研究现状</w:t>
+      </w:r>
+      <w:bookmarkEnd w:id="52"/>
+    </w:p>
+    <w:p>
+      <w:pPr>
+        <w:pStyle w:val="43"/>
+        <w:keepNext w:val="0"/>
+        <w:keepLines w:val="0"/>
+        <w:pageBreakBefore w:val="0"/>
+        <w:widowControl/>
+        <w:kinsoku/>
+        <w:wordWrap/>
+        <w:overflowPunct/>
+        <w:topLinePunct w:val="0"/>
+        <w:autoSpaceDE/>
+        <w:autoSpaceDN/>
+        <w:bidi w:val="0"/>
+        <w:adjustRightInd/>
+        <w:snapToGrid/>
+        <w:ind w:left="0" w:leftChars="0" w:firstLine="0" w:firstLineChars="0"/>
+        <w:textAlignment w:val="auto"/>
+        <w:outlineLvl w:val="9"/>
+        <w:rPr>
+          <w:rFonts w:hint="eastAsia"/>
+        </w:rPr>
+      </w:pPr>
+      <w:r>
+        <w:rPr>
+          <w:rFonts w:hint="eastAsia"/>
+        </w:rPr>
+        <w:t>国内系统如"典典养车"侧重本土化需求，结合微信生态简化操作，但在实时状态更新、支付审计等方面优化不足。当前研究热点包括：基于Spring Cloud的微服务化改造、WebSocket实时通知、多维度支付审计。挑战在于如何平衡功能丰富性与系统复杂度，以及保障数据合规性（如《个人信息保护法》要求）。</w:t>
+      </w:r>
+    </w:p>
+    <w:p>
+      <w:pPr>
+        <w:pStyle w:val="43"/>
+        <w:keepNext w:val="0"/>
+        <w:keepLines w:val="0"/>
+        <w:pageBreakBefore w:val="0"/>
+        <w:widowControl/>
+        <w:numPr>
+          <w:numId w:val="0"/>
+        </w:numPr>
+        <w:tabs>
+          <w:tab w:val="left" w:pos="312"/>
+        </w:tabs>
+        <w:kinsoku/>
+        <w:wordWrap/>
+        <w:overflowPunct/>
+        <w:topLinePunct w:val="0"/>
+        <w:autoSpaceDE/>
+        <w:autoSpaceDN/>
+        <w:bidi w:val="0"/>
+        <w:adjustRightInd/>
+        <w:snapToGrid/>
+        <w:spacing w:before="79" w:beforeLines="25" w:after="79" w:afterLines="25" w:line="440" w:lineRule="exact"/>
         <w:jc w:val="both"/>
-        <w:rPr>
-          <w:rFonts w:hint="eastAsia"/>
-        </w:rPr>
-      </w:pPr>
-      <w:r>
-        <w:t>……</w:t>
-      </w:r>
+        <w:textAlignment w:val="auto"/>
+        <w:outlineLvl w:val="1"/>
+        <w:rPr>
+          <w:rFonts w:hint="eastAsia" w:ascii="黑体" w:hAnsi="黑体" w:eastAsia="黑体" w:cs="黑体"/>
+          <w:b w:val="0"/>
+          <w:bCs w:val="0"/>
+          <w:sz w:val="28"/>
+          <w:szCs w:val="28"/>
+          <w:lang w:val="en-US" w:eastAsia="zh-CN"/>
+        </w:rPr>
+      </w:pPr>
     </w:p>
     <w:p>
       <w:pPr>
@@ -2956,11 +3737,6 @@
           <w:rFonts w:hint="eastAsia" w:ascii="黑体" w:eastAsia="黑体"/>
         </w:rPr>
       </w:pPr>
-      <w:bookmarkStart w:id="42" w:name="_Toc9684"/>
-      <w:bookmarkStart w:id="43" w:name="_Toc9050"/>
-      <w:bookmarkStart w:id="44" w:name="_Toc20621"/>
-      <w:bookmarkStart w:id="45" w:name="_Toc8936"/>
-      <w:bookmarkStart w:id="46" w:name="_Toc6325"/>
       <w:r>
         <w:rPr>
           <w:rFonts w:hint="eastAsia" w:ascii="楷体_GB2312" w:eastAsia="楷体_GB2312"/>
@@ -2988,16 +3764,16 @@
           <w:sz w:val="21"/>
         </w:rPr>
       </w:pPr>
-      <w:bookmarkStart w:id="47" w:name="_Toc25034"/>
-      <w:bookmarkStart w:id="48" w:name="_Toc10981"/>
-      <w:bookmarkStart w:id="49" w:name="_Toc17765"/>
-      <w:bookmarkStart w:id="50" w:name="_Toc13438"/>
-      <w:bookmarkStart w:id="51" w:name="_Toc6460"/>
-      <w:bookmarkStart w:id="52" w:name="_Toc10169"/>
-      <w:bookmarkStart w:id="53" w:name="_Toc21483"/>
-      <w:bookmarkStart w:id="54" w:name="_Toc23855"/>
-      <w:bookmarkStart w:id="55" w:name="_Toc4612"/>
-      <w:bookmarkStart w:id="56" w:name="_Toc12977"/>
+      <w:bookmarkStart w:id="53" w:name="_Toc13438"/>
+      <w:bookmarkStart w:id="54" w:name="_Toc6460"/>
+      <w:bookmarkStart w:id="55" w:name="_Toc10169"/>
+      <w:bookmarkStart w:id="56" w:name="_Toc21483"/>
+      <w:bookmarkStart w:id="57" w:name="_Toc25034"/>
+      <w:bookmarkStart w:id="58" w:name="_Toc17765"/>
+      <w:bookmarkStart w:id="59" w:name="_Toc10981"/>
+      <w:bookmarkStart w:id="60" w:name="_Toc4612"/>
+      <w:bookmarkStart w:id="61" w:name="_Toc12977"/>
+      <w:bookmarkStart w:id="62" w:name="_Toc23855"/>
       <w:r>
         <w:rPr>
           <w:rFonts w:hint="eastAsia" w:ascii="华文行楷" w:eastAsia="华文行楷"/>
@@ -3649,15 +4425,15 @@
           <w:b/>
         </w:rPr>
       </w:pPr>
-      <w:bookmarkStart w:id="57" w:name="_Toc22468"/>
-      <w:bookmarkStart w:id="58" w:name="_Toc27083"/>
-      <w:bookmarkStart w:id="59" w:name="_Toc5532"/>
-      <w:bookmarkStart w:id="60" w:name="_Toc19853"/>
-      <w:bookmarkStart w:id="61" w:name="_Toc17416"/>
-      <w:bookmarkStart w:id="62" w:name="_Toc18473"/>
-      <w:bookmarkStart w:id="63" w:name="_Toc19547"/>
+      <w:bookmarkStart w:id="63" w:name="_Toc18473"/>
       <w:bookmarkStart w:id="64" w:name="_Toc24837"/>
-      <w:bookmarkStart w:id="65" w:name="_Toc6748"/>
+      <w:bookmarkStart w:id="65" w:name="_Toc17416"/>
+      <w:bookmarkStart w:id="66" w:name="_Toc19547"/>
+      <w:bookmarkStart w:id="67" w:name="_Toc6748"/>
+      <w:bookmarkStart w:id="68" w:name="_Toc19853"/>
+      <w:bookmarkStart w:id="69" w:name="_Toc22468"/>
+      <w:bookmarkStart w:id="70" w:name="_Toc27083"/>
+      <w:bookmarkStart w:id="71" w:name="_Toc5532"/>
     </w:p>
     <w:p>
       <w:pPr>
@@ -3671,12 +4447,6 @@
         </w:rPr>
       </w:pPr>
     </w:p>
-    <w:bookmarkEnd w:id="47"/>
-    <w:bookmarkEnd w:id="48"/>
-    <w:bookmarkEnd w:id="49"/>
-    <w:bookmarkEnd w:id="50"/>
-    <w:bookmarkEnd w:id="51"/>
-    <w:bookmarkEnd w:id="52"/>
     <w:bookmarkEnd w:id="53"/>
     <w:bookmarkEnd w:id="54"/>
     <w:bookmarkEnd w:id="55"/>
@@ -3690,6 +4460,12 @@
     <w:bookmarkEnd w:id="63"/>
     <w:bookmarkEnd w:id="64"/>
     <w:bookmarkEnd w:id="65"/>
+    <w:bookmarkEnd w:id="66"/>
+    <w:bookmarkEnd w:id="67"/>
+    <w:bookmarkEnd w:id="68"/>
+    <w:bookmarkEnd w:id="69"/>
+    <w:bookmarkEnd w:id="70"/>
+    <w:bookmarkEnd w:id="71"/>
     <w:p>
       <w:pPr>
         <w:pStyle w:val="9"/>
@@ -3837,8 +4613,6 @@
         </w:rPr>
         <w:t>：15-18，31.</w:t>
       </w:r>
-      <w:bookmarkStart w:id="66" w:name="_GoBack"/>
-      <w:bookmarkEnd w:id="66"/>
     </w:p>
     <w:p>
       <w:pPr>
@@ -4174,6 +4948,81 @@
 </w:hdr>
 </file>
 
+<file path=word/numbering.xml><?xml version="1.0" encoding="utf-8"?>
+<w:numbering xmlns:wpc="http://schemas.microsoft.com/office/word/2010/wordprocessingCanvas" xmlns:mc="http://schemas.openxmlformats.org/markup-compatibility/2006" xmlns:o="urn:schemas-microsoft-com:office:office" xmlns:r="http://schemas.openxmlformats.org/officeDocument/2006/relationships" xmlns:m="http://schemas.openxmlformats.org/officeDocument/2006/math" xmlns:v="urn:schemas-microsoft-com:vml" xmlns:wp14="http://schemas.microsoft.com/office/word/2010/wordprocessingDrawing" xmlns:wp="http://schemas.openxmlformats.org/drawingml/2006/wordprocessingDrawing" xmlns:w10="urn:schemas-microsoft-com:office:word" xmlns:w="http://schemas.openxmlformats.org/wordprocessingml/2006/main" xmlns:w14="http://schemas.microsoft.com/office/word/2010/wordml" xmlns:wpg="http://schemas.microsoft.com/office/word/2010/wordprocessingGroup" xmlns:wpi="http://schemas.microsoft.com/office/word/2010/wordprocessingInk" xmlns:wne="http://schemas.microsoft.com/office/word/2006/wordml" xmlns:wps="http://schemas.microsoft.com/office/word/2010/wordprocessingShape" xmlns:wpsCustomData="http://www.wps.cn/officeDocument/2013/wpsCustomData" mc:Ignorable="w14 wp14">
+  <w:abstractNum w:abstractNumId="0">
+    <w:nsid w:val="9400C4B6"/>
+    <w:multiLevelType w:val="singleLevel"/>
+    <w:tmpl w:val="9400C4B6"/>
+    <w:lvl w:ilvl="0" w:tentative="0">
+      <w:start w:val="1"/>
+      <w:numFmt w:val="decimal"/>
+      <w:suff w:val="nothing"/>
+      <w:lvlText w:val="1.2.%1"/>
+      <w:lvlJc w:val="left"/>
+      <w:pPr>
+        <w:tabs>
+          <w:tab w:val="left" w:pos="0"/>
+        </w:tabs>
+        <w:ind w:left="720"/>
+      </w:pPr>
+      <w:rPr>
+        <w:rFonts w:hint="default" w:ascii="Times New Roman" w:hAnsi="Times New Roman" w:cs="Times New Roman"/>
+      </w:rPr>
+    </w:lvl>
+  </w:abstractNum>
+  <w:abstractNum w:abstractNumId="1">
+    <w:nsid w:val="A7E24586"/>
+    <w:multiLevelType w:val="singleLevel"/>
+    <w:tmpl w:val="A7E24586"/>
+    <w:lvl w:ilvl="0" w:tentative="0">
+      <w:start w:val="1"/>
+      <w:numFmt w:val="decimal"/>
+      <w:lvlText w:val="1.%1"/>
+      <w:lvlJc w:val="left"/>
+      <w:pPr>
+        <w:tabs>
+          <w:tab w:val="left" w:pos="312"/>
+        </w:tabs>
+        <w:ind w:left="0" w:leftChars="0" w:firstLine="20" w:firstLineChars="0"/>
+      </w:pPr>
+      <w:rPr>
+        <w:rFonts w:hint="default" w:ascii="Times New Roman" w:hAnsi="Times New Roman" w:cs="Times New Roman"/>
+      </w:rPr>
+    </w:lvl>
+  </w:abstractNum>
+  <w:abstractNum w:abstractNumId="2">
+    <w:nsid w:val="ED966D5F"/>
+    <w:multiLevelType w:val="singleLevel"/>
+    <w:tmpl w:val="ED966D5F"/>
+    <w:lvl w:ilvl="0" w:tentative="0">
+      <w:start w:val="1"/>
+      <w:numFmt w:val="decimal"/>
+      <w:lvlText w:val="1.3.%1"/>
+      <w:lvlJc w:val="left"/>
+      <w:pPr>
+        <w:tabs>
+          <w:tab w:val="left" w:pos="312"/>
+        </w:tabs>
+        <w:ind w:left="700" w:leftChars="0" w:firstLine="20" w:firstLineChars="0"/>
+      </w:pPr>
+      <w:rPr>
+        <w:rFonts w:hint="default" w:ascii="Times New Roman" w:hAnsi="Times New Roman" w:cs="Times New Roman"/>
+      </w:rPr>
+    </w:lvl>
+  </w:abstractNum>
+  <w:num w:numId="1">
+    <w:abstractNumId w:val="1"/>
+  </w:num>
+  <w:num w:numId="2">
+    <w:abstractNumId w:val="0"/>
+  </w:num>
+  <w:num w:numId="3">
+    <w:abstractNumId w:val="2"/>
+  </w:num>
+</w:numbering>
+</file>
+
 <file path=word/styles.xml><?xml version="1.0" encoding="utf-8"?>
 <w:styles xmlns:mc="http://schemas.openxmlformats.org/markup-compatibility/2006" xmlns:o="urn:schemas-microsoft-com:office:office" xmlns:r="http://schemas.openxmlformats.org/officeDocument/2006/relationships" xmlns:m="http://schemas.openxmlformats.org/officeDocument/2006/math" xmlns:v="urn:schemas-microsoft-com:vml" xmlns:w="http://schemas.openxmlformats.org/wordprocessingml/2006/main" xmlns:w14="http://schemas.microsoft.com/office/word/2010/wordml" xmlns:w10="urn:schemas-microsoft-com:office:word" xmlns:sl="http://schemas.openxmlformats.org/schemaLibrary/2006/main" xmlns:wpsCustomData="http://www.wps.cn/officeDocument/2013/wpsCustomData" mc:Ignorable="w14">
   <w:docDefaults>
@@ -4281,7 +5130,7 @@
     <w:lsdException w:uiPriority="99" w:name="HTML Acronym"/>
     <w:lsdException w:uiPriority="99" w:name="HTML Address"/>
     <w:lsdException w:uiPriority="99" w:name="HTML Cite"/>
-    <w:lsdException w:uiPriority="99" w:name="HTML Code"/>
+    <w:lsdException w:qFormat="1" w:uiPriority="99" w:name="HTML Code"/>
     <w:lsdException w:uiPriority="99" w:name="HTML Definition"/>
     <w:lsdException w:uiPriority="99" w:name="HTML Keyboard"/>
     <w:lsdException w:uiPriority="99" w:name="HTML Preformatted"/>
@@ -5055,6 +5904,67 @@
       </w14:textFill>
     </w:rPr>
   </w:style>
+  <w:style w:type="paragraph" w:customStyle="1" w:styleId="42">
+    <w:name w:val="摘要1段及关键词"/>
+    <w:basedOn w:val="9"/>
+    <w:qFormat/>
+    <w:uiPriority w:val="0"/>
+    <w:pPr>
+      <w:spacing w:after="0" w:line="440" w:lineRule="exact"/>
+      <w:ind w:left="0" w:leftChars="0" w:firstLine="0" w:firstLineChars="0"/>
+      <w:jc w:val="both"/>
+    </w:pPr>
+    <w:rPr>
+      <w:rFonts w:ascii="Times New Roman" w:hAnsi="Times New Roman"/>
+    </w:rPr>
+  </w:style>
+  <w:style w:type="paragraph" w:customStyle="1" w:styleId="43">
+    <w:name w:val="论文正文"/>
+    <w:basedOn w:val="9"/>
+    <w:qFormat/>
+    <w:uiPriority w:val="0"/>
+    <w:pPr>
+      <w:spacing w:after="0" w:line="440" w:lineRule="exact"/>
+      <w:ind w:left="0" w:leftChars="0" w:firstLine="480"/>
+      <w:jc w:val="both"/>
+    </w:pPr>
+    <w:rPr>
+      <w:rFonts w:ascii="Times New Roman" w:hAnsi="Times New Roman"/>
+    </w:rPr>
+  </w:style>
+  <w:style w:type="paragraph" w:customStyle="1" w:styleId="44">
+    <w:name w:val="一级标题"/>
+    <w:basedOn w:val="1"/>
+    <w:qFormat/>
+    <w:uiPriority w:val="0"/>
+    <w:pPr>
+      <w:widowControl w:val="0"/>
+      <w:spacing w:before="100" w:beforeLines="100" w:after="50" w:afterLines="50" w:line="440" w:lineRule="exact"/>
+      <w:ind w:firstLine="0" w:firstLineChars="0"/>
+      <w:jc w:val="center"/>
+      <w:outlineLvl w:val="0"/>
+    </w:pPr>
+    <w:rPr>
+      <w:rFonts w:ascii="黑体" w:eastAsia="黑体"/>
+      <w:sz w:val="36"/>
+      <w:szCs w:val="36"/>
+    </w:rPr>
+  </w:style>
+  <w:style w:type="paragraph" w:customStyle="1" w:styleId="45">
+    <w:name w:val="二级标题"/>
+    <w:basedOn w:val="9"/>
+    <w:qFormat/>
+    <w:uiPriority w:val="0"/>
+    <w:pPr>
+      <w:spacing w:before="25" w:beforeLines="25" w:after="25" w:afterLines="25" w:line="440" w:lineRule="exact"/>
+      <w:ind w:left="0" w:leftChars="0" w:firstLine="0" w:firstLineChars="0"/>
+      <w:outlineLvl w:val="1"/>
+    </w:pPr>
+    <w:rPr>
+      <w:rFonts w:ascii="Times New Roman" w:hAnsi="Times New Roman" w:eastAsia="黑体" w:cs="Times New Roman"/>
+      <w:sz w:val="28"/>
+    </w:rPr>
+  </w:style>
 </w:styles>
 </file>
 
